--- a/Dddd-Aga/D206-App.docx
+++ b/Dddd-Aga/D206-App.docx
@@ -61,7 +61,7 @@
         <w:rPr>
           <w:rFonts w:ascii="Gentium" w:hAnsi="Gentium" w:cs="Gentium"/>
         </w:rPr>
-        <w:t xml:space="preserve">; the ‘Long Recension’ is Lipsius’ ‘B’ text and the ‘Short Recension’ his ‘A’ text; verse numbers have been added following James M. Tucker’2 2011 work. The text has been extracted from a PDF reprint of the work using two different procedures, then the results were submitted to a byte-wise comparison; where differences were found, the text was corrected by visual inspection of the source. (This process will have most errors but some will, undoubtedly, have gone undetected – treat the text with </w:t>
+        <w:t xml:space="preserve">; the ‘Long Recension’ is Lipsius’ ‘B’ text and the ‘Short Recension’ his ‘A’ text; verse numbers have been added following James M. Tucker’s 2011 electronic version of Lipsius’ publication. The text has been extracted from a PDF reprint of the work using two different procedures, then the results were submitted to a byte-wise comparison; where differences were found, the text was corrected by visual inspection of the source. (This process will have most errors but some will, undoubtedly, have gone undetected – treat the text with </w:t>
       </w:r>
       <w:r>
         <w:rPr>
@@ -4646,7 +4646,49 @@
           <w:szCs w:val="28"/>
           <w:lang w:val="el-GR"/>
         </w:rPr>
-        <w:t>συνῆλθον πρὸς αὐτὸν πάντες οἱ Ἰουδαῖοι λέγοντες· Τὴν ἡμετέραν πίστιν, ἐν ᾗ ἐγεννήθης, ταύτην ἐκδίκησον· οὐ γὰρ δίκαιόν ἐστιν, Ἑβραῖος ὢν καὶ ἐξ Ἑβραίων ἵνα ἑαυτὸν διδάσκαλον εἴπῃς ἐθνῶν καὶ ἐκδικητὴν τῶν ἀπεριτμήτων, καὶ αὐτὸς ὢν περιτετμημένος τὴν τῆς περιτομῆς καταργήσῃς πίστιν. ὅταν οὖν ἴδῃς Πέτρον, ἀνταγώνισαι κατὰ τῆς αὐτοῦ διδασκαλίας, ὅτι πᾶσαν τοῦ ἡμετέρου νόμου παραφυλακὴν κατήργησεν· ἀπέκλεισε τὸν σαββατισμὸν καὶ νεομηνίας καὶ τὰς νομίμους ἀργίας.</w:t>
+        <w:t xml:space="preserve">συνῆλθον πρὸς αὐτὸν πάντες οἱ Ἰουδαῖοι λέγοντες· Τὴν ἡμετέραν πίστιν, ἐν ᾗ ἐγεννήθης, ταύτην ἐκδίκησον· οὐ γὰρ δίκαιόν ἐστιν, Ἑβραῖος ὢν καὶ ἐξ Ἑβραίων ἵνα ἑαυτὸν διδάσκαλον εἴπῃς ἐθνῶν καὶ ἐκδικητὴν τῶν ἀπεριτμήτων, καὶ αὐτὸς ὢν περιτετμημένος τὴν τῆς περιτομῆς καταργήσῃς πίστιν. </w:t>
+      </w:r>
+      <w:r>
+        <w:rPr>
+          <w:rFonts w:ascii="Gentium" w:hAnsi="Gentium" w:cs="Gentium"/>
+          <w:b/>
+          <w:bCs/>
+          <w:i/>
+          <w:iCs/>
+          <w:noProof/>
+          <w:color w:val="EE0000"/>
+          <w:sz w:val="28"/>
+          <w:szCs w:val="28"/>
+          <w:vertAlign w:val="superscript"/>
+          <w:lang w:val="el-GR"/>
+        </w:rPr>
+        <w:t>3</w:t>
+      </w:r>
+      <w:r>
+        <w:rPr>
+          <w:rFonts w:ascii="Gentium" w:hAnsi="Gentium" w:cs="Gentium"/>
+          <w:i/>
+          <w:iCs/>
+          <w:noProof/>
+          <w:color w:val="EE0000"/>
+          <w:sz w:val="28"/>
+          <w:szCs w:val="28"/>
+          <w:lang w:val="el-GR"/>
+        </w:rPr>
+        <w:t xml:space="preserve"> </w:t>
+      </w:r>
+      <w:r>
+        <w:rPr>
+          <w:rFonts w:ascii="Gentium" w:hAnsi="Gentium" w:cs="Gentium"/>
+          <w:i/>
+          <w:iCs/>
+          <w:noProof/>
+          <w:color w:val="7030A0"/>
+          <w:sz w:val="28"/>
+          <w:szCs w:val="28"/>
+          <w:lang w:val="el-GR"/>
+        </w:rPr>
+        <w:t>ὅταν οὖν ἴδῃς Πέτρον, ἀνταγώνισαι κατὰ τῆς αὐτοῦ διδασκαλίας, ὅτι πᾶσαν τοῦ ἡμετέρου νόμου παραφυλακὴν κατήργησεν· ἀπέκλεισε τὸν σαββατισμὸν καὶ νεομηνίας καὶ τὰς νομίμους ἀργίας.</w:t>
       </w:r>
     </w:p>
     <w:p>
@@ -5124,7 +5166,7 @@
           <w:szCs w:val="28"/>
           <w:lang w:val="el-GR"/>
         </w:rPr>
-        <w:t xml:space="preserve">Ταῦτα καὶ τὰ τούτοις ὅμοια τοῦ Παύλου λέγοντος ἀπῆλθov οἱ Ἰουδαῖοι καὶ εἶπον τῷ Πέτρῳ· Παῦλος ἐξ Ἑβραίων ἀπὸ Σπανιῶν παραγέγονεν, καὶ παρακαλεῖ σε ἵνα ἔλθῃς πρὸς αὐτόν, </w:t>
+        <w:t xml:space="preserve">Ταῦτα καὶ τὰ τούτοις ὅμοια τοῦ Παύλου λέγοντος ἀπῆλθov οἱ Ἰουδαῖοι καὶ εἶπον τῷ Πέτρῳ· Παῦλος ἐξ Ἑβραίων ἀπὸ Σπανιῶν παραγέγονεν, καὶ παρακαλεῖ σε ἵνα ἔλθῃς πρὸς αὐτόν, ἐπειδὴ οἱ ἀγαγόντες αὐτὸν λέγουσι μὴ δύνασθαι αὐτὸν συντυχεῖν ᾧ ἐὰν βούληται πρὸ τοῦ ἐμφανίσαι Καίσαρι. Ἀκούσας δὲ ὁ Πέτρος ἐχάρη χαρὰν μεγάλην, </w:t>
       </w:r>
       <w:r>
         <w:rPr>
@@ -5166,7 +5208,7 @@
           <w:szCs w:val="28"/>
           <w:lang w:val="el-GR"/>
         </w:rPr>
-        <w:t>ἐπειδὴ οἱ ἀγαγόντες αὐτὸν λέγουσι μὴ δύνασθαι αὐτὸν συντυχεῖν ᾧ ἐὰν βούληται πρὸ τοῦ ἐμφανίσαι Καίσαρι. Ἀκούσας δὲ ὁ Πέτρος ἐχάρη χαρὰν μεγάλην, καὶ παραχρῆμα ἀναστὰς ἐπορεύθη πρὸς αὐτόν. ἰδόντες δὲ ἀλλήλους ἔκλαυσαν ἀπὸ τῆς χαρᾶς, καὶ ἐπὶ πολὺ περιλαβόντες ἑαυτοὺς τοῖς δάκρυσιν ἀλλήλους κατέβρεχον.</w:t>
+        <w:t>καὶ παραχρῆμα ἀναστὰς ἐπορεύθη πρὸς αὐτόν. ἰδόντες δὲ ἀλλήλους ἔκλαυσαν ἀπὸ τῆς χαρᾶς, καὶ ἐπὶ πολὺ περιλαβόντες ἑαυτοὺς τοῖς δάκρυσιν ἀλλήλους κατέβρεχον.</w:t>
       </w:r>
     </w:p>
     <w:p>
@@ -7253,7 +7295,7 @@
           <w:vertAlign w:val="superscript"/>
           <w:lang w:val="el-GR"/>
         </w:rPr>
-        <w:t>2</w:t>
+        <w:t>3</w:t>
       </w:r>
       <w:r>
         <w:rPr>
@@ -7279,49 +7321,7 @@
           <w:szCs w:val="28"/>
           <w:lang w:val="el-GR"/>
         </w:rPr>
-        <w:t xml:space="preserve">ὁμοίως δὲ καὶ Πέτρος ἐδίδασκεν αὐτοὺς λέγων· Ἐπηγγείλατο ὁ θεὸς τῷ πατριάρχῃ Δαυὶδ λέγων· </w:t>
-      </w:r>
-      <w:r>
-        <w:rPr>
-          <w:rFonts w:ascii="Gentium" w:hAnsi="Gentium" w:cs="Gentium"/>
-          <w:b/>
-          <w:bCs/>
-          <w:i/>
-          <w:iCs/>
-          <w:noProof/>
-          <w:color w:val="EE0000"/>
-          <w:sz w:val="28"/>
-          <w:szCs w:val="28"/>
-          <w:vertAlign w:val="superscript"/>
-          <w:lang w:val="el-GR"/>
-        </w:rPr>
-        <w:t>3</w:t>
-      </w:r>
-      <w:r>
-        <w:rPr>
-          <w:rFonts w:ascii="Gentium" w:hAnsi="Gentium" w:cs="Gentium"/>
-          <w:i/>
-          <w:iCs/>
-          <w:noProof/>
-          <w:color w:val="EE0000"/>
-          <w:sz w:val="28"/>
-          <w:szCs w:val="28"/>
-          <w:lang w:val="el-GR"/>
-        </w:rPr>
-        <w:t> </w:t>
-      </w:r>
-      <w:r>
-        <w:rPr>
-          <w:rFonts w:ascii="Gentium" w:hAnsi="Gentium" w:cs="Gentium"/>
-          <w:i/>
-          <w:iCs/>
-          <w:noProof/>
-          <w:color w:val="7030A0"/>
-          <w:sz w:val="28"/>
-          <w:szCs w:val="28"/>
-          <w:lang w:val="el-GR"/>
-        </w:rPr>
-        <w:t xml:space="preserve">Ἐκ καρποῦ τῆς κοιλίας σου θήσομαι ἐπὶ τοῦ θρόνου σου. </w:t>
+        <w:t xml:space="preserve">ὁμοίως δὲ καὶ Πέτρος ἐδίδασκεν αὐτοὺς λέγων· Ἐπηγγείλατο ὁ θεὸς τῷ πατριάρχῃ Δαυὶδ λέγων· Ἐκ καρποῦ τῆς κοιλίας σου θήσομαι ἐπὶ τοῦ θρόνου σου. </w:t>
       </w:r>
       <w:r>
         <w:rPr>
@@ -8174,7 +8174,49 @@
           <w:szCs w:val="28"/>
           <w:lang w:val="el-GR"/>
         </w:rPr>
-        <w:t>ἐν τῷ οὖν τοὺς ἀναριθμήτους τοῦ λαοῦ ἐπιστρέψαι πρὸς κύριον διὰ τοῦ κηρύγματος Πέτρου, συνέβη καὶ τὴν γυναῖκα Νέρωνος Λυβίαν καὶ τοῦ Ἀγρίππα τοῦ ἐπάρχου σύζυγον ὀνόματι Ἀγριππίναν οὕτως πιστεῦσαι, ὥστε καὶ περιελεῖν ἑαυτὰς ἀπὸ τῆς τῶν ἰδίων ἀνδρῶν πλευρᾶς. διὰ δὲ τῆς τοῦ Παύλου διδασκαλίας πολλοὶ κατεφρόνουν τῶν στρατιωτῶν &lt;τῆς στρατείας&gt; προσκολλώμενοι τῷ θεῷ, ὥστε καὶ ἀπὸ τοῦ κοιτῶνος τοῦ βασιλέως ἐλθεῖν τινὰς πρὸς αὐτόν· καὶ γενόμενοι Χριστιανοὶ οὐκ ἔτι ἠθέλησαν στραφῆναι ἐν τῇ στρατιᾷ οὔτε ἐν τῷ παλατίῳ.</w:t>
+        <w:t xml:space="preserve">ἐν τῷ οὖν τοὺς ἀναριθμήτους τοῦ λαοῦ ἐπιστρέψαι πρὸς κύριον διὰ τοῦ κηρύγματος Πέτρου, συνέβη καὶ τὴν γυναῖκα Νέρωνος Λυβίαν καὶ τοῦ Ἀγρίππα τοῦ ἐπάρχου σύζυγον ὀνόματι Ἀγριππίναν οὕτως πιστεῦσαι, ὥστε καὶ περιελεῖν ἑαυτὰς ἀπὸ τῆς τῶν ἰδίων ἀνδρῶν πλευρᾶς. </w:t>
+      </w:r>
+      <w:r>
+        <w:rPr>
+          <w:rFonts w:ascii="Gentium" w:hAnsi="Gentium" w:cs="Gentium"/>
+          <w:b/>
+          <w:bCs/>
+          <w:i/>
+          <w:iCs/>
+          <w:noProof/>
+          <w:color w:val="EE0000"/>
+          <w:sz w:val="28"/>
+          <w:szCs w:val="28"/>
+          <w:vertAlign w:val="superscript"/>
+          <w:lang w:val="el-GR"/>
+        </w:rPr>
+        <w:t>3</w:t>
+      </w:r>
+      <w:r>
+        <w:rPr>
+          <w:rFonts w:ascii="Gentium" w:hAnsi="Gentium" w:cs="Gentium"/>
+          <w:i/>
+          <w:iCs/>
+          <w:noProof/>
+          <w:color w:val="EE0000"/>
+          <w:sz w:val="28"/>
+          <w:szCs w:val="28"/>
+          <w:lang w:val="el-GR"/>
+        </w:rPr>
+        <w:t> </w:t>
+      </w:r>
+      <w:r>
+        <w:rPr>
+          <w:rFonts w:ascii="Gentium" w:hAnsi="Gentium" w:cs="Gentium"/>
+          <w:i/>
+          <w:iCs/>
+          <w:noProof/>
+          <w:color w:val="7030A0"/>
+          <w:sz w:val="28"/>
+          <w:szCs w:val="28"/>
+          <w:lang w:val="el-GR"/>
+        </w:rPr>
+        <w:t>διὰ δὲ τῆς τοῦ Παύλου διδασκαλίας πολλοὶ κατεφρόνουν τῶν στρατιωτῶν &lt;τῆς στρατείας&gt; προσκολλώμενοι τῷ θεῷ, ὥστε καὶ ἀπὸ τοῦ κοιτῶνος τοῦ βασιλέως ἐλθεῖν τινὰς πρὸς αὐτόν· καὶ γενόμενοι Χριστιανοὶ οὐκ ἔτι ἠθέλησαν στραφῆναι ἐν τῇ στρατιᾷ οὔτε ἐν τῷ παλατίῳ.</w:t>
       </w:r>
     </w:p>
     <w:p>
@@ -10379,7 +10421,133 @@
           <w:szCs w:val="28"/>
           <w:lang w:val="el-GR"/>
         </w:rPr>
-        <w:t>Νέρων εἶπεν· Ὁ θεὸς πάντα ἄνθρωπον παραινεῖ ἀγαπᾶν· σὺ οὖν διὰ τί αὐτοὺς διώκεις; Σίμων εἶπεν· Τούτων τῶν ἀνθρώπων τὸ γένος, οἵτινες διέστρεψαν ὅλην τὴν Ἰουδαίαν τοῦ μὴ πιστεύειν μοι. Νέρων ἔφη πρὸς τὸν Πέτρον· Διὰ τί οὕτως ἀπειθεῖς ἐστε καὶ τὸ γένος ὑμῶν; Τότε ὁ Πέτρος τῷ Σίμωνι ἔφη· Πᾶσι δι’ ἐπιθέσεως ἠδυνήθης, ἐμοὶ δὲ οὐδέποτε· καὶ αὐτοὺς δὲ τοὺς ἐξαπατηθέντας δι’ ἐμοῦ ὁ θεὸς ἐκ τῆς ἰδίας πλάνης ἀνεκαλέσατο. καὶ ὅτι ἐπειράσθης μὴ δυνηθῆναι ἐμοῦ περιγενέσθαι, θαυμάζω ποίῳ χρώματι ἑαυτὸν ἐνώπιον τοῦ βασιλέως καταλαζονεύει, καὶ ὑπολαμβάνεις, ὅτι διὰ τῆς μαγικῆς σου τέχνης τοὺς τοῦ Χριστοῦ ὑπερνικήσεις μαθητάς.</w:t>
+        <w:t xml:space="preserve">Νέρων εἶπεν· Ὁ θεὸς πάντα ἄνθρωπον παραινεῖ ἀγαπᾶν· σὺ οὖν διὰ τί αὐτοὺς διώκεις; </w:t>
+      </w:r>
+      <w:r>
+        <w:rPr>
+          <w:rFonts w:ascii="Gentium" w:hAnsi="Gentium" w:cs="Gentium"/>
+          <w:b/>
+          <w:bCs/>
+          <w:i/>
+          <w:iCs/>
+          <w:noProof/>
+          <w:color w:val="EE0000"/>
+          <w:sz w:val="28"/>
+          <w:szCs w:val="28"/>
+          <w:vertAlign w:val="superscript"/>
+          <w:lang w:val="el-GR"/>
+        </w:rPr>
+        <w:t>2</w:t>
+      </w:r>
+      <w:r>
+        <w:rPr>
+          <w:rFonts w:ascii="Gentium" w:hAnsi="Gentium" w:cs="Gentium"/>
+          <w:i/>
+          <w:iCs/>
+          <w:noProof/>
+          <w:color w:val="EE0000"/>
+          <w:sz w:val="28"/>
+          <w:szCs w:val="28"/>
+          <w:lang w:val="el-GR"/>
+        </w:rPr>
+        <w:t> </w:t>
+      </w:r>
+      <w:r>
+        <w:rPr>
+          <w:rFonts w:ascii="Gentium" w:hAnsi="Gentium" w:cs="Gentium"/>
+          <w:i/>
+          <w:iCs/>
+          <w:noProof/>
+          <w:color w:val="7030A0"/>
+          <w:sz w:val="28"/>
+          <w:szCs w:val="28"/>
+          <w:lang w:val="el-GR"/>
+        </w:rPr>
+        <w:t xml:space="preserve">Σίμων εἶπεν· Τούτων τῶν ἀνθρώπων τὸ γένος, οἵτινες διέστρεψαν ὅλην τὴν Ἰουδαίαν τοῦ μὴ πιστεύειν μοι. </w:t>
+      </w:r>
+      <w:r>
+        <w:rPr>
+          <w:rFonts w:ascii="Gentium" w:hAnsi="Gentium" w:cs="Gentium"/>
+          <w:b/>
+          <w:bCs/>
+          <w:i/>
+          <w:iCs/>
+          <w:noProof/>
+          <w:color w:val="EE0000"/>
+          <w:sz w:val="28"/>
+          <w:szCs w:val="28"/>
+          <w:vertAlign w:val="superscript"/>
+          <w:lang w:val="el-GR"/>
+        </w:rPr>
+        <w:t>3</w:t>
+      </w:r>
+      <w:r>
+        <w:rPr>
+          <w:rFonts w:ascii="Gentium" w:hAnsi="Gentium" w:cs="Gentium"/>
+          <w:i/>
+          <w:iCs/>
+          <w:noProof/>
+          <w:color w:val="EE0000"/>
+          <w:sz w:val="28"/>
+          <w:szCs w:val="28"/>
+          <w:lang w:val="el-GR"/>
+        </w:rPr>
+        <w:t> </w:t>
+      </w:r>
+      <w:r>
+        <w:rPr>
+          <w:rFonts w:ascii="Gentium" w:hAnsi="Gentium" w:cs="Gentium"/>
+          <w:i/>
+          <w:iCs/>
+          <w:noProof/>
+          <w:color w:val="7030A0"/>
+          <w:sz w:val="28"/>
+          <w:szCs w:val="28"/>
+          <w:lang w:val="el-GR"/>
+        </w:rPr>
+        <w:t xml:space="preserve">Νέρων ἔφη πρὸς τὸν Πέτρον· Διὰ τί οὕτως ἀπειθεῖς ἐστε καὶ τὸ γένος ὑμῶν; </w:t>
+      </w:r>
+      <w:r>
+        <w:rPr>
+          <w:rFonts w:ascii="Gentium" w:hAnsi="Gentium" w:cs="Gentium"/>
+          <w:b/>
+          <w:bCs/>
+          <w:i/>
+          <w:iCs/>
+          <w:noProof/>
+          <w:color w:val="EE0000"/>
+          <w:sz w:val="28"/>
+          <w:szCs w:val="28"/>
+          <w:vertAlign w:val="superscript"/>
+          <w:lang w:val="el-GR"/>
+        </w:rPr>
+        <w:t>4</w:t>
+      </w:r>
+      <w:r>
+        <w:rPr>
+          <w:rFonts w:ascii="Gentium" w:hAnsi="Gentium" w:cs="Gentium"/>
+          <w:i/>
+          <w:iCs/>
+          <w:noProof/>
+          <w:color w:val="EE0000"/>
+          <w:sz w:val="28"/>
+          <w:szCs w:val="28"/>
+          <w:lang w:val="el-GR"/>
+        </w:rPr>
+        <w:t xml:space="preserve"> </w:t>
+      </w:r>
+      <w:r>
+        <w:rPr>
+          <w:rFonts w:ascii="Gentium" w:hAnsi="Gentium" w:cs="Gentium"/>
+          <w:i/>
+          <w:iCs/>
+          <w:noProof/>
+          <w:color w:val="7030A0"/>
+          <w:sz w:val="28"/>
+          <w:szCs w:val="28"/>
+          <w:lang w:val="el-GR"/>
+        </w:rPr>
+        <w:t>Τότε ὁ Πέτρος τῷ Σίμωνι ἔφη· Πᾶσι δι’ ἐπιθέσεως ἠδυνήθης, ἐμοὶ δὲ οὐδέποτε· καὶ αὐτοὺς δὲ τοὺς ἐξαπατηθέντας δι’ ἐμοῦ ὁ θεὸς ἐκ τῆς ἰδίας πλάνης ἀνεκαλέσατο. καὶ ὅτι ἐπειράσθης μὴ δυνηθῆναι ἐμοῦ περιγενέσθαι, θαυμάζω ποίῳ χρώματι ἑαυτὸν ἐνώπιον τοῦ βασιλέως καταλαζονεύει, καὶ ὑπολαμβάνεις, ὅτι διὰ τῆς μαγικῆς σου τέχνης τοὺς τοῦ Χριστοῦ ὑπερνικήσεις μαθητάς.</w:t>
       </w:r>
     </w:p>
     <w:p>
@@ -10800,7 +10968,49 @@
           <w:szCs w:val="28"/>
           <w:lang w:val="el-GR"/>
         </w:rPr>
-        <w:t>ὁ δὲ Νέρων ἐκέλευσεν αὐτὰ ἀχθῆναι. περιεῖχον δὲ οὕτως.</w:t>
+        <w:t xml:space="preserve">ὁ δὲ Νέρων ἐκέλευσεν αὐτὰ ἀχθῆναι. </w:t>
+      </w:r>
+      <w:r>
+        <w:rPr>
+          <w:rFonts w:ascii="Gentium" w:hAnsi="Gentium" w:cs="Gentium"/>
+          <w:b/>
+          <w:bCs/>
+          <w:i/>
+          <w:iCs/>
+          <w:noProof/>
+          <w:color w:val="EE0000"/>
+          <w:sz w:val="28"/>
+          <w:szCs w:val="28"/>
+          <w:vertAlign w:val="superscript"/>
+          <w:lang w:val="el-GR"/>
+        </w:rPr>
+        <w:t>4</w:t>
+      </w:r>
+      <w:r>
+        <w:rPr>
+          <w:rFonts w:ascii="Gentium" w:hAnsi="Gentium" w:cs="Gentium"/>
+          <w:i/>
+          <w:iCs/>
+          <w:noProof/>
+          <w:color w:val="EE0000"/>
+          <w:sz w:val="28"/>
+          <w:szCs w:val="28"/>
+          <w:lang w:val="el-GR"/>
+        </w:rPr>
+        <w:t> </w:t>
+      </w:r>
+      <w:r>
+        <w:rPr>
+          <w:rFonts w:ascii="Gentium" w:hAnsi="Gentium" w:cs="Gentium"/>
+          <w:i/>
+          <w:iCs/>
+          <w:noProof/>
+          <w:color w:val="7030A0"/>
+          <w:sz w:val="28"/>
+          <w:szCs w:val="28"/>
+          <w:lang w:val="el-GR"/>
+        </w:rPr>
+        <w:t>περιεῖχον δὲ οὕτως.</w:t>
       </w:r>
     </w:p>
     <w:p>
@@ -17145,7 +17355,7 @@
         <w:keepNext/>
         <w:widowControl w:val="0"/>
         <w:bidi w:val="0"/>
-        <w:spacing w:before="120" w:beforeAutospacing="0" w:afterAutospacing="0"/>
+        <w:spacing w:beforeAutospacing="0" w:afterAutospacing="0"/>
         <w:jc w:val="center"/>
         <w:rPr>
           <w:noProof/>
@@ -17331,7 +17541,49 @@
           <w:szCs w:val="28"/>
           <w:lang w:val="el-GR"/>
         </w:rPr>
-        <w:t>Ὡς δὲ εἶπεν ὁ Νέρων, ὅτι ἡ αὔριον ἡμέρα ὑμᾶς δοκιμάσει, στραφεὶς πρὸς τὸν Παῦλον λέγει· Σὺ Παῦλε, διὰ τί οὐδὲν φθέγγει; ἢ τίς σε ἐδίδαξεν, ἢ τίνα ἔχεις διδάσκαλον, ἢ πῶς ἐν ταῖς πόλεσιν ἐδίδαξας, ἢ ποῖα ἐγένοντο διὰ τῆς σῆς διδασκαλίας; νομίζω γὰρ μὴ ἔχειν σέ τινα σοφίαν μήτε δύναμίν τινα δύνασθαι πληρῶσαι. ἀπεκρίθη ὁ Παῦλος· Ὑπολαμβάνεις με πρὸς ἄνθρωπον ἀπονενοημένον, μάγον, ὃς τὴν ψυχὴν αὐτοῦ τῷ θανάτῳ προέδωκεν, οὗτινος ὄλεθρος καὶ ἀπώλεια τάχιον ἐλεύσεται, &lt;ὀφείλειν λαλῆσαι&gt;; ὀφείλει γὰρ λαλῆσαι ὡς ὑποκρίνεται ὃ οὐκ ἦν, καὶ τῇ μαγικῇ τέχνῃ τοῖς ἀνθρώποις ἐμπαίζει.</w:t>
+        <w:t xml:space="preserve">Ὡς δὲ εἶπεν ὁ Νέρων, ὅτι ἡ αὔριον ἡμέρα ὑμᾶς δοκιμάσει, στραφεὶς πρὸς τὸν Παῦλον λέγει· Σὺ Παῦλε, διὰ τί οὐδὲν φθέγγει; ἢ τίς σε ἐδίδαξεν, ἢ τίνα ἔχεις διδάσκαλον, ἢ πῶς ἐν ταῖς πόλεσιν ἐδίδαξας, ἢ ποῖα ἐγένοντο διὰ τῆς σῆς διδασκαλίας; νομίζω γὰρ μὴ ἔχειν σέ τινα σοφίαν μήτε δύναμίν τινα δύνασθαι πληρῶσαι. </w:t>
+      </w:r>
+      <w:r>
+        <w:rPr>
+          <w:rFonts w:ascii="Gentium" w:hAnsi="Gentium" w:cs="Gentium"/>
+          <w:b/>
+          <w:bCs/>
+          <w:i/>
+          <w:iCs/>
+          <w:noProof/>
+          <w:color w:val="EE0000"/>
+          <w:sz w:val="28"/>
+          <w:szCs w:val="28"/>
+          <w:vertAlign w:val="superscript"/>
+          <w:lang w:val="el-GR"/>
+        </w:rPr>
+        <w:t>2</w:t>
+      </w:r>
+      <w:r>
+        <w:rPr>
+          <w:rFonts w:ascii="Gentium" w:hAnsi="Gentium" w:cs="Gentium"/>
+          <w:i/>
+          <w:iCs/>
+          <w:noProof/>
+          <w:color w:val="EE0000"/>
+          <w:sz w:val="28"/>
+          <w:szCs w:val="28"/>
+          <w:lang w:val="el-GR"/>
+        </w:rPr>
+        <w:t> </w:t>
+      </w:r>
+      <w:r>
+        <w:rPr>
+          <w:rFonts w:ascii="Gentium" w:hAnsi="Gentium" w:cs="Gentium"/>
+          <w:i/>
+          <w:iCs/>
+          <w:noProof/>
+          <w:color w:val="7030A0"/>
+          <w:sz w:val="28"/>
+          <w:szCs w:val="28"/>
+          <w:lang w:val="el-GR"/>
+        </w:rPr>
+        <w:t>ἀπεκρίθη ὁ Παῦλος· Ὑπολαμβάνεις με πρὸς ἄνθρωπον ἀπονενοημένον, μάγον, ὃς τὴν ψυχὴν αὐτοῦ τῷ θανάτῳ προέδωκεν, οὗτινος ὄλεθρος καὶ ἀπώλεια τάχιον ἐλεύσεται, &lt;ὀφείλειν λαλῆσαι&gt;; ὀφείλει γὰρ λαλῆσαι ὡς ὑποκρίνεται ὃ οὐκ ἦν, καὶ τῇ μαγικῇ τέχνῃ τοῖς ἀνθρώποις ἐμπαίζει.</w:t>
       </w:r>
     </w:p>
     <w:p>
@@ -17378,7 +17630,6 @@
           <w:u w:val="single" w:color="800000"/>
           <w:lang w:val="el-GR"/>
         </w:rPr>
-        <w:lastRenderedPageBreak/>
         <w:t>55</w:t>
       </w:r>
     </w:p>
@@ -17545,7 +17796,21 @@
           <w:szCs w:val="28"/>
           <w:lang w:val="el-GR"/>
         </w:rPr>
-        <w:t>ὥσπερ γὰρ οἱ Αἰγύπτιοι μάγοι Ἰαννὴς καὶ Ἰαμβρὴς ἐπλάνησαν τὸν Φαραὼ καὶ τὸ στρατόπεδον αὐτοῦ, ἕως οὗ κατεποντίσθη ἐν τῇ θαλάσσῃ, οὕτως καὶ οὗτος διὰ τῆς τοῦ πατρὸς αὐτοῦ τοῦ διαβόλου παιδεύσεως πείθει τοὺς ἀνθρώπους πολλὰ κακὰ εἰς ἑαυτοὺς ποιεῖν, καὶ πολλοὺς τῶν ἀκεραίων ἐξαπατᾷ πρὸς πειρασμὸν τῆς βασιλείας σου.</w:t>
+        <w:t xml:space="preserve">ὥσπερ γὰρ οἱ Αἰγύπτιοι μάγοι Ἰαννὴς καὶ Ἰαμβρὴς ἐπλάνησαν τὸν Φαραὼ καὶ </w:t>
+      </w:r>
+      <w:r>
+        <w:rPr>
+          <w:rFonts w:ascii="Gentium" w:hAnsi="Gentium" w:cs="Gentium"/>
+          <w:i/>
+          <w:iCs/>
+          <w:noProof/>
+          <w:color w:val="003300"/>
+          <w:sz w:val="28"/>
+          <w:szCs w:val="28"/>
+          <w:lang w:val="el-GR"/>
+        </w:rPr>
+        <w:lastRenderedPageBreak/>
+        <w:t>τὸ στρατόπεδον αὐτοῦ, ἕως οὗ κατεποντίσθη ἐν τῇ θαλάσσῃ, οὕτως καὶ οὗτος διὰ τῆς τοῦ πατρὸς αὐτοῦ τοῦ διαβόλου παιδεύσεως πείθει τοὺς ἀνθρώπους πολλὰ κακὰ εἰς ἑαυτοὺς ποιεῖν, καὶ πολλοὺς τῶν ἀκεραίων ἐξαπατᾷ πρὸς πειρασμὸν τῆς βασιλείας σου.</w:t>
       </w:r>
     </w:p>
     <w:p>
@@ -17969,7 +18234,6 @@
           <w:u w:val="single" w:color="800000"/>
           <w:lang w:val="el-GR"/>
         </w:rPr>
-        <w:lastRenderedPageBreak/>
         <w:t>57</w:t>
       </w:r>
     </w:p>
@@ -18097,7 +18361,7 @@
           <w:vertAlign w:val="superscript"/>
           <w:lang w:val="el-GR"/>
         </w:rPr>
-        <w:t>cc</w:t>
+        <w:t>3</w:t>
       </w:r>
       <w:r>
         <w:rPr>
@@ -18193,6 +18457,7 @@
           <w:szCs w:val="28"/>
           <w:lang w:val="el-GR"/>
         </w:rPr>
+        <w:lastRenderedPageBreak/>
         <w:t>[Short Recension]</w:t>
       </w:r>
     </w:p>
@@ -18610,7 +18875,7 @@
           <w:szCs w:val="28"/>
           <w:lang w:val="el-GR"/>
         </w:rPr>
-        <w:t xml:space="preserve">Ἐδίδαξα γὰρ τοὺς ὑπερέχοντας καὶ πλουσίους μὴ ἐπαίρεσθαι μηδὲ ἐλπίζειν ἐπὶ τῇ τοῦ πλούτου ἀδηλότητι, ἀλλ’ ἐπὶ τῷ θεῷ τὴν ἐλπίδα αὐτῶν τίθεσθαι. ἐδίδαξα τοὺς μετρίους τροφῆς καὶ σκεπάσματος ἀρκεσθῆναι· ἐδίδαξα τοὺς πτωχοὺς ἐν τῇ ἰδίᾳ χαίρειν πτωχείᾳ. ἐδίδαξα τοὺς πατέρας διδάξαι τὰ τέκνα αὐτῶν παιδείαν τὴν ἐν φόβῳ κυρίου, &lt;καὶ&gt; τὰ τέκνα πειθαρχεῖν τοῖς γονεῦσιν εἰς νουθεσίαν σωτηριώδη. </w:t>
+        <w:t xml:space="preserve">Ἐδίδαξα γὰρ τοὺς ὑπερέχοντας καὶ πλουσίους μὴ ἐπαίρεσθαι μηδὲ ἐλπίζειν ἐπὶ τῇ τοῦ πλούτου ἀδηλότητι, ἀλλ’ ἐπὶ τῷ θεῷ τὴν ἐλπίδα αὐτῶν τίθεσθαι. ἐδίδαξα τοὺς μετρίους τροφῆς καὶ σκεπάσματος ἀρκεσθῆναι· ἐδίδαξα τοὺς πτωχοὺς ἐν τῇ ἰδίᾳ χαίρειν πτωχείᾳ. ἐδίδαξα τοὺς πατέρας διδάξαι τὰ τέκνα αὐτῶν παιδείαν τὴν ἐν φόβῳ κυρίου, &lt;καὶ&gt; τὰ τέκνα πειθαρχεῖν τοῖς γονεῦσιν εἰς νουθεσίαν σωτηριώδη. ἐδίδαξα τὰς γυναῖκας ἀγαπᾶν τοὺς ἰδίους ἄνδρας καὶ φοβεῖσθαι αὐτοὺς ὡς δεσπότας, καὶ τοὺς ἄνδρας τηρεῖν ταῖς γυναιξὶν τὴν πίστιν. ἐδίδαξα τοὺς δεσπότας ἐπιεικῶς συναναστρέφεσθαι τοῖς δούλοις, καὶ τοὺς δούλους πιστῶς δουλεύειν τοῖς ἰδίοις δεσπόταις. </w:t>
       </w:r>
       <w:r>
         <w:rPr>
@@ -18652,7 +18917,7 @@
           <w:szCs w:val="28"/>
           <w:lang w:val="el-GR"/>
         </w:rPr>
-        <w:t>ἐδίδαξα τὰς γυναῖκας ἀγαπᾶν τοὺς ἰδίους ἄνδρας καὶ φοβεῖσθαι αὐτοὺς ὡς δεσπότας, καὶ τοὺς ἄνδρας τηρεῖν ταῖς γυναιξὶν τὴν πίστιν. ἐδίδαξα τοὺς δεσπότας ἐπιεικῶς συναναστρέφεσθαι τοῖς δούλοις, καὶ τοὺς δούλους πιστῶς δουλεύειν τοῖς ἰδίοις δεσπόταις. ἐδίδαξα τὰς ἐκκλησίας τῶν πιστευόντων ἕνα παντοκράτορα ἀόρατον καὶ ἀκατάληπτον σέβειν θεόν.</w:t>
+        <w:t>ἐδίδαξα τὰς ἐκκλησίας τῶν πιστευόντων ἕνα παντοκράτορα ἀόρατον καὶ ἀκατάληπτον σέβειν θεόν.</w:t>
       </w:r>
     </w:p>
     <w:p>
@@ -18699,7 +18964,6 @@
           <w:u w:val="single" w:color="800000"/>
           <w:lang w:val="el-GR"/>
         </w:rPr>
-        <w:lastRenderedPageBreak/>
         <w:t>59</w:t>
       </w:r>
     </w:p>
@@ -18810,6 +19074,7 @@
           <w:szCs w:val="28"/>
           <w:lang w:val="el-GR"/>
         </w:rPr>
+        <w:lastRenderedPageBreak/>
         <w:t>[Short Recension]</w:t>
       </w:r>
     </w:p>
@@ -19309,146 +19574,159 @@
           <w:szCs w:val="28"/>
           <w:lang w:val="el-GR"/>
         </w:rPr>
+        <w:t>[Short Recension]</w:t>
+      </w:r>
+    </w:p>
+    <w:p>
+      <w:pPr>
+        <w:pStyle w:val="aramaic"/>
+        <w:bidi w:val="0"/>
+        <w:spacing w:before="120" w:beforeAutospacing="0" w:afterAutospacing="0"/>
+        <w:jc w:val="both"/>
+        <w:rPr>
+          <w:noProof/>
+          <w:lang w:val="el-GR"/>
+        </w:rPr>
+      </w:pPr>
+      <w:r>
+        <w:rPr>
+          <w:rFonts w:ascii="Gentium" w:hAnsi="Gentium" w:cs="Gentium"/>
+          <w:b/>
+          <w:bCs/>
+          <w:i/>
+          <w:iCs/>
+          <w:noProof/>
+          <w:color w:val="EE0000"/>
+          <w:sz w:val="28"/>
+          <w:szCs w:val="28"/>
+          <w:vertAlign w:val="superscript"/>
+          <w:lang w:val="el-GR"/>
+        </w:rPr>
+        <w:t>1-2</w:t>
+      </w:r>
+      <w:r>
+        <w:rPr>
+          <w:rFonts w:ascii="Gentium" w:hAnsi="Gentium" w:cs="Gentium"/>
+          <w:i/>
+          <w:iCs/>
+          <w:noProof/>
+          <w:color w:val="EE0000"/>
+          <w:sz w:val="28"/>
+          <w:szCs w:val="28"/>
+          <w:lang w:val="el-GR"/>
+        </w:rPr>
+        <w:t> </w:t>
+      </w:r>
+      <w:r>
+        <w:rPr>
+          <w:rFonts w:ascii="Gentium" w:hAnsi="Gentium" w:cs="Gentium"/>
+          <w:i/>
+          <w:iCs/>
+          <w:noProof/>
+          <w:color w:val="7030A0"/>
+          <w:sz w:val="28"/>
+          <w:szCs w:val="28"/>
+          <w:lang w:val="el-GR"/>
+        </w:rPr>
+        <w:t xml:space="preserve">Νέρων εἶπεν· Σὺ τί λέγεις, Πέτρε; ἀπεκρίθη καὶ εἶπεν· Πάντα ὅσα ὁ Παῦλος ἐλάλησεν ἀληθῆ εἰσίν. </w:t>
+      </w:r>
+      <w:r>
+        <w:rPr>
+          <w:rFonts w:ascii="Gentium" w:hAnsi="Gentium" w:cs="Gentium"/>
+          <w:b/>
+          <w:bCs/>
+          <w:i/>
+          <w:iCs/>
+          <w:noProof/>
+          <w:color w:val="EE0000"/>
+          <w:sz w:val="28"/>
+          <w:szCs w:val="28"/>
+          <w:vertAlign w:val="superscript"/>
+          <w:lang w:val="el-GR"/>
+        </w:rPr>
+        <w:t>3</w:t>
+      </w:r>
+      <w:r>
+        <w:rPr>
+          <w:rFonts w:ascii="Gentium" w:hAnsi="Gentium" w:cs="Gentium"/>
+          <w:i/>
+          <w:iCs/>
+          <w:noProof/>
+          <w:color w:val="EE0000"/>
+          <w:sz w:val="28"/>
+          <w:szCs w:val="28"/>
+          <w:lang w:val="el-GR"/>
+        </w:rPr>
+        <w:t> </w:t>
+      </w:r>
+      <w:r>
+        <w:rPr>
+          <w:rFonts w:ascii="Gentium" w:hAnsi="Gentium" w:cs="Gentium"/>
+          <w:i/>
+          <w:iCs/>
+          <w:noProof/>
+          <w:color w:val="7030A0"/>
+          <w:sz w:val="28"/>
+          <w:szCs w:val="28"/>
+          <w:lang w:val="el-GR"/>
+        </w:rPr>
+        <w:t xml:space="preserve">διώκτου γὰρ αὐτοῦ ὄντος τῇ τοῦ Χριστοῦ πίστει, φωνὴ αὐτὸν ἐκ τοῦ οὐρανοῦ ἐκάλεσεν καὶ ἐδίδαξε τὴν ἀλήθειαν· οὐ γὰρ ἦν ἐχθρὸς κατὰ φθόνον τῆς ἡμετέρας πίστεως ἀλλὰ κατὰ ἄγνοιαν. καὶ ἐγένοντο γὰρ ψευδόχριστοι πολλοί, ὡς καὶ ὁ Σίμων οὗτος ὁ μάγος, ψευδαπόστολοι δὲ καὶ ψευδοπροφῆται, οἵτινες κατὰ τῶν ἱερῶν χαραγμάτων ἐπετήδευσαν κενῶσαι τὴν ἀλήθειαν· καὶ κατὰ τούτων ἀναγκαῖον ἦν τοῦτον προχειρίσασθαι τὸν ἄνδρα τὸν ἐκ παιδόθεν οὐδὲν ἕτερον ἐπιτηδεύσαντα, εἰ μὴ τοῦ θείου νόμου ἐρευνᾶν τὰ μυστήρια, ἐν οἷς τοῦτο ἐμαθητεύθη ἵνα τῆς ἀληθείας ἔκδικος καὶ τοῦ ψεύδους γένηται διώκτης. </w:t>
+      </w:r>
+      <w:r>
+        <w:rPr>
+          <w:rFonts w:ascii="Gentium" w:hAnsi="Gentium" w:cs="Gentium"/>
+          <w:b/>
+          <w:bCs/>
+          <w:i/>
+          <w:iCs/>
+          <w:noProof/>
+          <w:color w:val="EE0000"/>
+          <w:sz w:val="28"/>
+          <w:szCs w:val="28"/>
+          <w:vertAlign w:val="superscript"/>
+          <w:lang w:val="el-GR"/>
+        </w:rPr>
+        <w:t>5</w:t>
+      </w:r>
+      <w:r>
+        <w:rPr>
+          <w:rFonts w:ascii="Gentium" w:hAnsi="Gentium" w:cs="Gentium"/>
+          <w:i/>
+          <w:iCs/>
+          <w:noProof/>
+          <w:color w:val="EE0000"/>
+          <w:sz w:val="28"/>
+          <w:szCs w:val="28"/>
+          <w:lang w:val="el-GR"/>
+        </w:rPr>
+        <w:t> </w:t>
+      </w:r>
+      <w:r>
+        <w:rPr>
+          <w:rFonts w:ascii="Gentium" w:hAnsi="Gentium" w:cs="Gentium"/>
+          <w:i/>
+          <w:iCs/>
+          <w:noProof/>
+          <w:color w:val="7030A0"/>
+          <w:sz w:val="28"/>
+          <w:szCs w:val="28"/>
+          <w:lang w:val="el-GR"/>
+        </w:rPr>
+        <w:t xml:space="preserve">ἐπεὶ τοίνυν ὁ διωγμὸς αὐτοῦ οὐ διὰ φθόνον ἐγένετο, ἀλλὰ διὰ τὴν τοῦ νόμου ἐκδίκησιν, αὐτὴ ἡ ἀλήθεια ἐκ τοῦ οὐρανοῦ προσωμίλησεν αὐτῷ λέγουσα· Ἐγώ εἰμι ἡ ἀλήθεια ἣν σὺ ἐκδιώκεις· </w:t>
+      </w:r>
+      <w:r>
+        <w:rPr>
+          <w:rFonts w:ascii="Gentium" w:hAnsi="Gentium" w:cs="Gentium"/>
+          <w:i/>
+          <w:iCs/>
+          <w:noProof/>
+          <w:color w:val="7030A0"/>
+          <w:sz w:val="28"/>
+          <w:szCs w:val="28"/>
+          <w:lang w:val="el-GR"/>
+        </w:rPr>
         <w:lastRenderedPageBreak/>
-        <w:t>[Short Recension]</w:t>
-      </w:r>
-    </w:p>
-    <w:p>
-      <w:pPr>
-        <w:pStyle w:val="aramaic"/>
-        <w:bidi w:val="0"/>
-        <w:spacing w:before="120" w:beforeAutospacing="0" w:afterAutospacing="0"/>
-        <w:jc w:val="both"/>
-        <w:rPr>
-          <w:noProof/>
-          <w:lang w:val="el-GR"/>
-        </w:rPr>
-      </w:pPr>
-      <w:r>
-        <w:rPr>
-          <w:rFonts w:ascii="Gentium" w:hAnsi="Gentium" w:cs="Gentium"/>
-          <w:b/>
-          <w:bCs/>
-          <w:i/>
-          <w:iCs/>
-          <w:noProof/>
-          <w:color w:val="EE0000"/>
-          <w:sz w:val="28"/>
-          <w:szCs w:val="28"/>
-          <w:vertAlign w:val="superscript"/>
-          <w:lang w:val="el-GR"/>
-        </w:rPr>
-        <w:t>1-2</w:t>
-      </w:r>
-      <w:r>
-        <w:rPr>
-          <w:rFonts w:ascii="Gentium" w:hAnsi="Gentium" w:cs="Gentium"/>
-          <w:i/>
-          <w:iCs/>
-          <w:noProof/>
-          <w:color w:val="EE0000"/>
-          <w:sz w:val="28"/>
-          <w:szCs w:val="28"/>
-          <w:lang w:val="el-GR"/>
-        </w:rPr>
-        <w:t> </w:t>
-      </w:r>
-      <w:r>
-        <w:rPr>
-          <w:rFonts w:ascii="Gentium" w:hAnsi="Gentium" w:cs="Gentium"/>
-          <w:i/>
-          <w:iCs/>
-          <w:noProof/>
-          <w:color w:val="7030A0"/>
-          <w:sz w:val="28"/>
-          <w:szCs w:val="28"/>
-          <w:lang w:val="el-GR"/>
-        </w:rPr>
-        <w:t xml:space="preserve">Νέρων εἶπεν· Σὺ τί λέγεις, Πέτρε; ἀπεκρίθη καὶ εἶπεν· Πάντα ὅσα ὁ Παῦλος ἐλάλησεν ἀληθῆ εἰσίν. </w:t>
-      </w:r>
-      <w:r>
-        <w:rPr>
-          <w:rFonts w:ascii="Gentium" w:hAnsi="Gentium" w:cs="Gentium"/>
-          <w:b/>
-          <w:bCs/>
-          <w:i/>
-          <w:iCs/>
-          <w:noProof/>
-          <w:color w:val="EE0000"/>
-          <w:sz w:val="28"/>
-          <w:szCs w:val="28"/>
-          <w:vertAlign w:val="superscript"/>
-          <w:lang w:val="el-GR"/>
-        </w:rPr>
-        <w:t>3</w:t>
-      </w:r>
-      <w:r>
-        <w:rPr>
-          <w:rFonts w:ascii="Gentium" w:hAnsi="Gentium" w:cs="Gentium"/>
-          <w:i/>
-          <w:iCs/>
-          <w:noProof/>
-          <w:color w:val="EE0000"/>
-          <w:sz w:val="28"/>
-          <w:szCs w:val="28"/>
-          <w:lang w:val="el-GR"/>
-        </w:rPr>
-        <w:t> </w:t>
-      </w:r>
-      <w:r>
-        <w:rPr>
-          <w:rFonts w:ascii="Gentium" w:hAnsi="Gentium" w:cs="Gentium"/>
-          <w:i/>
-          <w:iCs/>
-          <w:noProof/>
-          <w:color w:val="7030A0"/>
-          <w:sz w:val="28"/>
-          <w:szCs w:val="28"/>
-          <w:lang w:val="el-GR"/>
-        </w:rPr>
-        <w:t xml:space="preserve">διώκτου γὰρ αὐτοῦ ὄντος τῇ τοῦ Χριστοῦ πίστει, φωνὴ αὐτὸν ἐκ τοῦ οὐρανοῦ ἐκάλεσεν καὶ ἐδίδαξε τὴν ἀλήθειαν· οὐ γὰρ ἦν ἐχθρὸς κατὰ φθόνον τῆς ἡμετέρας πίστεως ἀλλὰ κατὰ ἄγνοιαν. καὶ ἐγένοντο γὰρ ψευδόχριστοι πολλοί, ὡς καὶ ὁ Σίμων οὗτος ὁ μάγος, ψευδαπόστολοι δὲ καὶ ψευδοπροφῆται, οἵτινες κατὰ τῶν ἱερῶν χαραγμάτων ἐπετήδευσαν κενῶσαι τὴν ἀλήθειαν· καὶ κατὰ τούτων ἀναγκαῖον ἦν τοῦτον προχειρίσασθαι τὸν ἄνδρα τὸν ἐκ παιδόθεν οὐδὲν ἕτερον ἐπιτηδεύσαντα, εἰ μὴ τοῦ θείου νόμου ἐρευνᾶν τὰ μυστήρια, ἐν οἷς τοῦτο ἐμαθητεύθη ἵνα τῆς ἀληθείας ἔκδικος καὶ τοῦ ψεύδους γένηται διώκτης. </w:t>
-      </w:r>
-      <w:r>
-        <w:rPr>
-          <w:rFonts w:ascii="Gentium" w:hAnsi="Gentium" w:cs="Gentium"/>
-          <w:b/>
-          <w:bCs/>
-          <w:i/>
-          <w:iCs/>
-          <w:noProof/>
-          <w:color w:val="EE0000"/>
-          <w:sz w:val="28"/>
-          <w:szCs w:val="28"/>
-          <w:vertAlign w:val="superscript"/>
-          <w:lang w:val="el-GR"/>
-        </w:rPr>
-        <w:t>5</w:t>
-      </w:r>
-      <w:r>
-        <w:rPr>
-          <w:rFonts w:ascii="Gentium" w:hAnsi="Gentium" w:cs="Gentium"/>
-          <w:i/>
-          <w:iCs/>
-          <w:noProof/>
-          <w:color w:val="EE0000"/>
-          <w:sz w:val="28"/>
-          <w:szCs w:val="28"/>
-          <w:lang w:val="el-GR"/>
-        </w:rPr>
-        <w:t> </w:t>
-      </w:r>
-      <w:r>
-        <w:rPr>
-          <w:rFonts w:ascii="Gentium" w:hAnsi="Gentium" w:cs="Gentium"/>
-          <w:i/>
-          <w:iCs/>
-          <w:noProof/>
-          <w:color w:val="7030A0"/>
-          <w:sz w:val="28"/>
-          <w:szCs w:val="28"/>
-          <w:lang w:val="el-GR"/>
-        </w:rPr>
-        <w:t xml:space="preserve">ἐπεὶ τοίνυν ὁ διωγμὸς αὐτοῦ οὐ διὰ φθόνον ἐγένετο, ἀλλὰ διὰ τὴν τοῦ νόμου ἐκδίκησιν, αὐτὴ ἡ ἀλήθεια ἐκ τοῦ οὐρανοῦ προσωμίλησεν αὐτῷ λέγουσα· Ἐγώ εἰμι ἡ ἀλήθεια ἣν σὺ ἐκδιώκεις· παῦσαι διώκων με. </w:t>
+        <w:t xml:space="preserve">παῦσαι διώκων με. </w:t>
       </w:r>
       <w:r>
         <w:rPr>
@@ -19913,7 +20191,6 @@
           <w:szCs w:val="28"/>
           <w:lang w:val="el-GR"/>
         </w:rPr>
-        <w:lastRenderedPageBreak/>
         <w:t>[Short Recension]</w:t>
       </w:r>
     </w:p>
@@ -20306,6 +20583,7 @@
           <w:szCs w:val="28"/>
           <w:lang w:val="el-GR"/>
         </w:rPr>
+        <w:lastRenderedPageBreak/>
         <w:t>[Short Recension]</w:t>
       </w:r>
     </w:p>
@@ -20836,21 +21114,7 @@
           <w:szCs w:val="28"/>
           <w:lang w:val="el-GR"/>
         </w:rPr>
-        <w:t xml:space="preserve">Νέρων εἶπεν· Σίμων, σύ, ὡς ὁρῶ, φθόνῳ φερόμενος τούτους διώκεις. ὡς γὰρ ἔοικε, μέγας ζῆλος ἀναμεταξὺ σοῦ καὶ τοῦ Χριστοῦ αὐτῶν, καὶ εὐλαβοῦμαι μὴ ἡττηθῇς ὑπ’ αὐτῶν καὶ ἐν μεγάλοις κακοῖς </w:t>
-      </w:r>
-      <w:r>
-        <w:rPr>
-          <w:rFonts w:ascii="Gentium" w:hAnsi="Gentium" w:cs="Gentium"/>
-          <w:i/>
-          <w:iCs/>
-          <w:noProof/>
-          <w:color w:val="7030A0"/>
-          <w:sz w:val="28"/>
-          <w:szCs w:val="28"/>
-          <w:lang w:val="el-GR"/>
-        </w:rPr>
-        <w:lastRenderedPageBreak/>
-        <w:t xml:space="preserve">ἀναλωθήσῃ. </w:t>
+        <w:t xml:space="preserve">Νέρων εἶπεν· Σίμων, σύ, ὡς ὁρῶ, φθόνῳ φερόμενος τούτους διώκεις. ὡς γὰρ ἔοικε, μέγας ζῆλος ἀναμεταξὺ σοῦ καὶ τοῦ Χριστοῦ αὐτῶν, καὶ εὐλαβοῦμαι μὴ ἡττηθῇς ὑπ’ αὐτῶν καὶ ἐν μεγάλοις κακοῖς ἀναλωθήσῃ. </w:t>
       </w:r>
       <w:r>
         <w:rPr>
@@ -21284,7 +21548,21 @@
           <w:szCs w:val="28"/>
           <w:lang w:val="el-GR"/>
         </w:rPr>
-        <w:t xml:space="preserve">Παῦλος εἶπεν· Ἔστι λόγος περὶ τούτου, ἵνα σε ἐπερωτήσωμεν. </w:t>
+        <w:t xml:space="preserve">Παῦλος εἶπεν· Ἔστι λόγος περὶ τούτου, ἵνα σε </w:t>
+      </w:r>
+      <w:r>
+        <w:rPr>
+          <w:rFonts w:ascii="Gentium" w:hAnsi="Gentium" w:cs="Gentium"/>
+          <w:i/>
+          <w:iCs/>
+          <w:noProof/>
+          <w:color w:val="7030A0"/>
+          <w:sz w:val="28"/>
+          <w:szCs w:val="28"/>
+          <w:lang w:val="el-GR"/>
+        </w:rPr>
+        <w:lastRenderedPageBreak/>
+        <w:t xml:space="preserve">ἐπερωτήσωμεν. </w:t>
       </w:r>
       <w:r>
         <w:rPr>
@@ -21807,7 +22085,6 @@
           <w:u w:val="single" w:color="800000"/>
           <w:lang w:val="el-GR"/>
         </w:rPr>
-        <w:lastRenderedPageBreak/>
         <w:t>67</w:t>
       </w:r>
     </w:p>
@@ -22271,6 +22548,7 @@
           <w:u w:val="single" w:color="800000"/>
           <w:lang w:val="el-GR"/>
         </w:rPr>
+        <w:lastRenderedPageBreak/>
         <w:t>68</w:t>
       </w:r>
     </w:p>
@@ -22812,7 +23090,6 @@
           <w:u w:val="single" w:color="800000"/>
           <w:lang w:val="el-GR"/>
         </w:rPr>
-        <w:lastRenderedPageBreak/>
         <w:t>69</w:t>
       </w:r>
     </w:p>
@@ -23187,7 +23464,49 @@
           <w:szCs w:val="28"/>
           <w:lang w:val="el-GR"/>
         </w:rPr>
-        <w:t xml:space="preserve">Νέρων εἶπεν· Τίς βασιλεὺς κύριος; Παῦλος εἶπεν· ὁ σωτὴρ πάντων &lt;τῶν&gt; ἐθνῶν. </w:t>
+        <w:t xml:space="preserve">Νέρων εἶπεν· Τίς βασιλεὺς κύριος; </w:t>
+      </w:r>
+      <w:r>
+        <w:rPr>
+          <w:rFonts w:ascii="Gentium" w:hAnsi="Gentium" w:cs="Gentium"/>
+          <w:b/>
+          <w:bCs/>
+          <w:i/>
+          <w:iCs/>
+          <w:noProof/>
+          <w:color w:val="EE0000"/>
+          <w:sz w:val="28"/>
+          <w:szCs w:val="28"/>
+          <w:vertAlign w:val="superscript"/>
+          <w:lang w:val="el-GR"/>
+        </w:rPr>
+        <w:t>3</w:t>
+      </w:r>
+      <w:r>
+        <w:rPr>
+          <w:rFonts w:ascii="Gentium" w:hAnsi="Gentium" w:cs="Gentium"/>
+          <w:i/>
+          <w:iCs/>
+          <w:noProof/>
+          <w:color w:val="EE0000"/>
+          <w:sz w:val="28"/>
+          <w:szCs w:val="28"/>
+          <w:lang w:val="el-GR"/>
+        </w:rPr>
+        <w:t> </w:t>
+      </w:r>
+      <w:r>
+        <w:rPr>
+          <w:rFonts w:ascii="Gentium" w:hAnsi="Gentium" w:cs="Gentium"/>
+          <w:i/>
+          <w:iCs/>
+          <w:noProof/>
+          <w:color w:val="7030A0"/>
+          <w:sz w:val="28"/>
+          <w:szCs w:val="28"/>
+          <w:lang w:val="el-GR"/>
+        </w:rPr>
+        <w:t xml:space="preserve">Παῦλος εἶπεν· ὁ σωτὴρ πάντων &lt;τῶν&gt; ἐθνῶν. </w:t>
       </w:r>
       <w:r>
         <w:rPr>
@@ -23318,6 +23637,7 @@
           <w:u w:val="single" w:color="800000"/>
           <w:lang w:val="el-GR"/>
         </w:rPr>
+        <w:lastRenderedPageBreak/>
         <w:t>70</w:t>
       </w:r>
     </w:p>
@@ -23524,21 +23844,7 @@
           <w:szCs w:val="28"/>
           <w:lang w:val="el-GR"/>
         </w:rPr>
-        <w:t xml:space="preserve">Σίμων εἶπεν· Ἄκουε, Καῖσαρ Νέρων, ἵνα γνῷς ψευδεῖς εἶναι τούτους, καὶ ἐμὲ ἐκ τῶν οὐρανῶν πεμφθέντα· τῇ γὰρ αὔριον ἡμέρᾳ εἰς τοὺς οὐρανοὺς ἀνέρχομαι καὶ τοὺς πιστεύοντάς μοι μακαρίους ποιήσω, εἰς δὲ τούτους τοὺς ἀρνησαμένους με τὴν ὀργήν μου </w:t>
-      </w:r>
-      <w:r>
-        <w:rPr>
-          <w:rFonts w:ascii="Gentium" w:hAnsi="Gentium" w:cs="Gentium"/>
-          <w:i/>
-          <w:iCs/>
-          <w:noProof/>
-          <w:color w:val="7030A0"/>
-          <w:sz w:val="28"/>
-          <w:szCs w:val="28"/>
-          <w:lang w:val="el-GR"/>
-        </w:rPr>
-        <w:lastRenderedPageBreak/>
-        <w:t xml:space="preserve">ἐνδείξομαι. </w:t>
+        <w:t xml:space="preserve">Σίμων εἶπεν· Ἄκουε, Καῖσαρ Νέρων, ἵνα γνῷς ψευδεῖς εἶναι τούτους, καὶ ἐμὲ ἐκ τῶν οὐρανῶν πεμφθέντα· τῇ γὰρ αὔριον ἡμέρᾳ εἰς τοὺς οὐρανοὺς ἀνέρχομαι καὶ τοὺς πιστεύοντάς μοι μακαρίους ποιήσω, εἰς δὲ τούτους τοὺς ἀρνησαμένους με τὴν ὀργήν μου ἐνδείξομαι. </w:t>
       </w:r>
       <w:r>
         <w:rPr>
@@ -23959,7 +24265,21 @@
           <w:szCs w:val="28"/>
           <w:lang w:val="el-GR"/>
         </w:rPr>
-        <w:t>Σίμων εἶπεν· Κέλευσον γενέσθαι πύργον ὑψηλὸν ἐκ ξύλων καὶ δοκῶν μεγάλων, ἵνα ἐπ’ αὐτὸν ἀνέλθω καὶ ἐλθόντες οἱ ἄγγελοί μου εὕρωσί με ἐν τῷ ἀέρι· οὐδὲ γὰρ δύνανται ἐπὶ τῆς γῆς μεταξὺ τῶν ἁμαρτωλῶν ἐλθεῖν πρὸς μέ. Νέρων εἶπεν· Θέλω ἰδεῖν εἰ πληροῖς ὃ λέγεις.</w:t>
+        <w:t xml:space="preserve">Σίμων εἶπεν· Κέλευσον γενέσθαι πύργον ὑψηλὸν ἐκ ξύλων καὶ δοκῶν μεγάλων, ἵνα ἐπ’ αὐτὸν ἀνέλθω καὶ ἐλθόντες οἱ ἄγγελοί μου </w:t>
+      </w:r>
+      <w:r>
+        <w:rPr>
+          <w:rFonts w:ascii="Gentium" w:hAnsi="Gentium" w:cs="Gentium"/>
+          <w:i/>
+          <w:iCs/>
+          <w:noProof/>
+          <w:color w:val="7030A0"/>
+          <w:sz w:val="28"/>
+          <w:szCs w:val="28"/>
+          <w:lang w:val="el-GR"/>
+        </w:rPr>
+        <w:lastRenderedPageBreak/>
+        <w:t>εὕρωσί με ἐν τῷ ἀέρι· οὐδὲ γὰρ δύνανται ἐπὶ τῆς γῆς μεταξὺ τῶν ἁμαρτωλῶν ἐλθεῖν πρὸς μέ. Νέρων εἶπεν· Θέλω ἰδεῖν εἰ πληροῖς ὃ λέγεις.</w:t>
       </w:r>
     </w:p>
     <w:p>
@@ -24200,7 +24520,6 @@
           <w:szCs w:val="28"/>
           <w:lang w:val="el-GR"/>
         </w:rPr>
-        <w:lastRenderedPageBreak/>
         <w:t>[Short Recension]</w:t>
       </w:r>
     </w:p>
@@ -24580,6 +24899,7 @@
           <w:szCs w:val="28"/>
           <w:lang w:val="el-GR"/>
         </w:rPr>
+        <w:lastRenderedPageBreak/>
         <w:t>[Short Recension]</w:t>
       </w:r>
     </w:p>
@@ -25169,7 +25489,6 @@
           <w:szCs w:val="28"/>
           <w:lang w:val="el-GR"/>
         </w:rPr>
-        <w:lastRenderedPageBreak/>
         <w:t>[Short Recension]</w:t>
       </w:r>
     </w:p>
@@ -25843,6 +26162,7 @@
           <w:szCs w:val="28"/>
           <w:lang w:val="el-GR"/>
         </w:rPr>
+        <w:lastRenderedPageBreak/>
         <w:t>[Short Recension]</w:t>
       </w:r>
     </w:p>
@@ -26265,7 +26585,7 @@
           <w:szCs w:val="28"/>
           <w:lang w:val="el-GR"/>
         </w:rPr>
-        <w:t xml:space="preserve"> </w:t>
+        <w:t> </w:t>
       </w:r>
       <w:r>
         <w:rPr>
@@ -26432,7 +26752,6 @@
           <w:szCs w:val="28"/>
           <w:lang w:val="el-GR"/>
         </w:rPr>
-        <w:lastRenderedPageBreak/>
         <w:t>[Short Recension]</w:t>
       </w:r>
     </w:p>
@@ -26558,7 +26877,7 @@
           <w:szCs w:val="28"/>
           <w:lang w:val="el-GR"/>
         </w:rPr>
-        <w:t xml:space="preserve"> </w:t>
+        <w:t> </w:t>
       </w:r>
       <w:r>
         <w:rPr>
@@ -26922,6 +27241,7 @@
           <w:szCs w:val="28"/>
           <w:lang w:val="el-GR"/>
         </w:rPr>
+        <w:lastRenderedPageBreak/>
         <w:t>[Short Recension]</w:t>
       </w:r>
     </w:p>
@@ -27289,7 +27609,6 @@
           <w:vertAlign w:val="superscript"/>
           <w:lang w:val="el-GR"/>
         </w:rPr>
-        <w:lastRenderedPageBreak/>
         <w:t>5</w:t>
       </w:r>
       <w:r>
@@ -27723,6 +28042,7 @@
           <w:u w:val="single" w:color="800000"/>
           <w:lang w:val="el-GR"/>
         </w:rPr>
+        <w:lastRenderedPageBreak/>
         <w:t>79</w:t>
       </w:r>
     </w:p>
@@ -28310,7 +28630,6 @@
           <w:u w:val="single" w:color="800000"/>
           <w:lang w:val="el-GR"/>
         </w:rPr>
-        <w:lastRenderedPageBreak/>
         <w:t>80</w:t>
       </w:r>
     </w:p>
@@ -28643,7 +28962,21 @@
           <w:szCs w:val="28"/>
           <w:lang w:val="el-GR"/>
         </w:rPr>
-        <w:t xml:space="preserve">Ἡ δὲ Περπετούα πρὸς αὐτοὺς εἶπεν· Ὁρκίζω ὑμᾶς κατὰ τῆς σωτηρίας Καίσαρος, εἰς αὐτὸ τὸ φακιόλιον δήσατε αὐτοῦ τοὺς ὀφθαλμούς, ὅταν ἀποτέμνητε αὐτοῦ τὴν κεφαλήν. </w:t>
+        <w:t xml:space="preserve">Ἡ δὲ Περπετούα πρὸς αὐτοὺς εἶπεν· Ὁρκίζω ὑμᾶς κατὰ τῆς σωτηρίας </w:t>
+      </w:r>
+      <w:r>
+        <w:rPr>
+          <w:rFonts w:ascii="Gentium" w:hAnsi="Gentium" w:cs="Gentium"/>
+          <w:i/>
+          <w:iCs/>
+          <w:noProof/>
+          <w:color w:val="003300"/>
+          <w:sz w:val="28"/>
+          <w:szCs w:val="28"/>
+          <w:lang w:val="el-GR"/>
+        </w:rPr>
+        <w:lastRenderedPageBreak/>
+        <w:t xml:space="preserve">Καίσαρος, εἰς αὐτὸ τὸ φακιόλιον δήσατε αὐτοῦ τοὺς ὀφθαλμούς, ὅταν ἀποτέμνητε αὐτοῦ τὴν κεφαλήν. </w:t>
       </w:r>
       <w:r>
         <w:rPr>
@@ -29050,7 +29383,6 @@
           <w:szCs w:val="28"/>
           <w:lang w:val="el-GR"/>
         </w:rPr>
-        <w:lastRenderedPageBreak/>
         <w:t>[Short Recension]</w:t>
       </w:r>
     </w:p>
@@ -29236,6 +29568,7 @@
           <w:u w:val="single" w:color="800000"/>
           <w:lang w:val="el-GR"/>
         </w:rPr>
+        <w:lastRenderedPageBreak/>
         <w:t>82</w:t>
       </w:r>
     </w:p>
@@ -29608,7 +29941,91 @@
           <w:szCs w:val="28"/>
           <w:lang w:val="el-GR"/>
         </w:rPr>
-        <w:t xml:space="preserve">Πέτρος δὲ διεκώλυεν αὐτοὺς λέγων· Μὴ χαλεπαίνετε πρὸς αὐτόν· ὑπηρέτης γάρ ἐστι τοῦ πατρὸς αὐτοῦ τοῦ σατανᾶ· ἐμὲ γὰρ δεῖ τὴν τοῦ κυρίου μου πρόσταξιν ἐκπληρῶσαι. πρὸ ὀλίγων γὰρ τῶν ἡμερῶν τούτων ἐπαναστάσεως γεναμένης μοι ὑπὸ τοῦ Ἀγρίππα, παρακληθεὶς ὑπὸ τῶν ἀδελφῶν ἐξῆλθον τῆς πόλεως καὶ ὑπήντησέ μοι ὁ κύριός μου Ἰησοῦς Χριστός· καὶ προσκυνήσας αὐτῷ εἶπον· Κύριε, ποῦ πορεύῃ; Καὶ ἀποκριθεὶς εἶπέν μοι ὅτι Ἐν Ῥώμῃ ἀπέρχομαι σταυρωθῆναι. Ἐγὼ δὲ εἶπον πρὸς αὐτόν· Κύριε, οὐκ ἐσταυρώθης ἅπαξ; Καὶ ἀποκριθεὶς ὁ κύριος εἶπεν· Εἶδόν σε φεύγοντα τὸν θάνατον, καὶ θέλω ὑπὲρ σοῦ σταυρωθῆναι. Καὶ εἶπον· Κύριε, ἐγὼ πορεύομαι, τὸ πρόσταγμά σου πληρῶ. </w:t>
+        <w:t xml:space="preserve">Πέτρος δὲ διεκώλυεν αὐτοὺς λέγων· Μὴ χαλεπαίνετε πρὸς αὐτόν· ὑπηρέτης γάρ ἐστι τοῦ πατρὸς αὐτοῦ τοῦ σατανᾶ· ἐμὲ γὰρ δεῖ τὴν τοῦ κυρίου μου πρόσταξιν ἐκπληρῶσαι. πρὸ ὀλίγων γὰρ τῶν ἡμερῶν τούτων ἐπαναστάσεως γεναμένης μοι ὑπὸ τοῦ Ἀγρίππα, παρακληθεὶς ὑπὸ τῶν ἀδελφῶν ἐξῆλθον τῆς πόλεως καὶ ὑπήντησέ μοι ὁ κύριός μου Ἰησοῦς Χριστός· καὶ προσκυνήσας αὐτῷ εἶπον· Κύριε, ποῦ πορεύῃ; </w:t>
+      </w:r>
+      <w:r>
+        <w:rPr>
+          <w:rFonts w:ascii="Gentium" w:hAnsi="Gentium" w:cs="Gentium"/>
+          <w:b/>
+          <w:bCs/>
+          <w:i/>
+          <w:iCs/>
+          <w:noProof/>
+          <w:color w:val="EE0000"/>
+          <w:sz w:val="28"/>
+          <w:szCs w:val="28"/>
+          <w:vertAlign w:val="superscript"/>
+          <w:lang w:val="el-GR"/>
+        </w:rPr>
+        <w:t>3</w:t>
+      </w:r>
+      <w:r>
+        <w:rPr>
+          <w:rFonts w:ascii="Gentium" w:hAnsi="Gentium" w:cs="Gentium"/>
+          <w:i/>
+          <w:iCs/>
+          <w:noProof/>
+          <w:color w:val="EE0000"/>
+          <w:sz w:val="28"/>
+          <w:szCs w:val="28"/>
+          <w:lang w:val="el-GR"/>
+        </w:rPr>
+        <w:t> </w:t>
+      </w:r>
+      <w:r>
+        <w:rPr>
+          <w:rFonts w:ascii="Gentium" w:hAnsi="Gentium" w:cs="Gentium"/>
+          <w:i/>
+          <w:iCs/>
+          <w:noProof/>
+          <w:color w:val="7030A0"/>
+          <w:sz w:val="28"/>
+          <w:szCs w:val="28"/>
+          <w:lang w:val="el-GR"/>
+        </w:rPr>
+        <w:t xml:space="preserve">Καὶ ἀποκριθεὶς εἶπέν μοι ὅτι Ἐν Ῥώμῃ ἀπέρχομαι σταυρωθῆναι. Ἐγὼ δὲ εἶπον πρὸς αὐτόν· Κύριε, οὐκ ἐσταυρώθης ἅπαξ; </w:t>
+      </w:r>
+      <w:r>
+        <w:rPr>
+          <w:rFonts w:ascii="Gentium" w:hAnsi="Gentium" w:cs="Gentium"/>
+          <w:b/>
+          <w:bCs/>
+          <w:i/>
+          <w:iCs/>
+          <w:noProof/>
+          <w:color w:val="EE0000"/>
+          <w:sz w:val="28"/>
+          <w:szCs w:val="28"/>
+          <w:vertAlign w:val="superscript"/>
+          <w:lang w:val="el-GR"/>
+        </w:rPr>
+        <w:t>4</w:t>
+      </w:r>
+      <w:r>
+        <w:rPr>
+          <w:rFonts w:ascii="Gentium" w:hAnsi="Gentium" w:cs="Gentium"/>
+          <w:i/>
+          <w:iCs/>
+          <w:noProof/>
+          <w:color w:val="EE0000"/>
+          <w:sz w:val="28"/>
+          <w:szCs w:val="28"/>
+          <w:lang w:val="el-GR"/>
+        </w:rPr>
+        <w:t> </w:t>
+      </w:r>
+      <w:r>
+        <w:rPr>
+          <w:rFonts w:ascii="Gentium" w:hAnsi="Gentium" w:cs="Gentium"/>
+          <w:i/>
+          <w:iCs/>
+          <w:noProof/>
+          <w:color w:val="7030A0"/>
+          <w:sz w:val="28"/>
+          <w:szCs w:val="28"/>
+          <w:lang w:val="el-GR"/>
+        </w:rPr>
+        <w:t xml:space="preserve">Καὶ ἀποκριθεὶς ὁ κύριος εἶπεν· Εἶδόν σε φεύγοντα τὸν θάνατον, καὶ θέλω ὑπὲρ σοῦ σταυρωθῆναι. </w:t>
       </w:r>
       <w:r>
         <w:rPr>
@@ -29650,7 +30067,7 @@
           <w:szCs w:val="28"/>
           <w:lang w:val="el-GR"/>
         </w:rPr>
-        <w:t>καὶ εἴρηκέ μοι· Μὴ φοβοῦ, ὅτι μετὰ σοῦ εἰμί.</w:t>
+        <w:t>Καὶ εἶπον· Κύριε, ἐγὼ πορεύομαι, τὸ πρόσταγμά σου πληρῶ. καὶ εἴρηκέ μοι· Μὴ φοβοῦ, ὅτι μετὰ σοῦ εἰμί.</w:t>
       </w:r>
     </w:p>
     <w:p>
@@ -29697,7 +30114,6 @@
           <w:u w:val="single" w:color="800000"/>
           <w:lang w:val="el-GR"/>
         </w:rPr>
-        <w:lastRenderedPageBreak/>
         <w:t>83</w:t>
       </w:r>
     </w:p>
@@ -29939,6 +30355,7 @@
           <w:szCs w:val="28"/>
           <w:lang w:val="el-GR"/>
         </w:rPr>
+        <w:lastRenderedPageBreak/>
         <w:t>[Short Recension]</w:t>
       </w:r>
     </w:p>
@@ -30498,7 +30915,36 @@
           <w:szCs w:val="28"/>
           <w:lang w:val="el-GR"/>
         </w:rPr>
-        <w:t xml:space="preserve">[d] Ἀπελθοῦσα οὖν ἡ Περπετούα ἀπήγγειλεν εἰς τὸ παλάτιον τοῦ βασιλέως Νέρωνος, ὅτι οἱ στρατιῶται οἱ ἀποκεφαλίσαντες τὸν Παῦλον λέγουσιν ὅτι Οὐκ ἐμβαίνομεν </w:t>
+        <w:t xml:space="preserve">[d] Ἀπελθοῦσα οὖν ἡ Περπετούα ἀπήγγειλεν εἰς τὸ παλάτιον τοῦ βασιλέως Νέρωνος, ὅτι οἱ στρατιῶται οἱ ἀποκεφαλίσαντες τὸν Παῦλον λέγουσιν ὅτι Οὐκ ἐμβαίνομεν ἔτι εἰς τὴν πόλιν· ἡμεῖς γὰρ πιστεύομεν τῷ Χριστῷ, ὃν Παῦλος ἐκήρυξεν, καὶ Χριστιανοί ἐσμεν. </w:t>
+      </w:r>
+      <w:r>
+        <w:rPr>
+          <w:rFonts w:ascii="Gentium" w:hAnsi="Gentium" w:cs="Gentium"/>
+          <w:b/>
+          <w:bCs/>
+          <w:i/>
+          <w:iCs/>
+          <w:noProof/>
+          <w:color w:val="EE0000"/>
+          <w:sz w:val="28"/>
+          <w:szCs w:val="28"/>
+          <w:vertAlign w:val="superscript"/>
+          <w:lang w:val="el-GR"/>
+        </w:rPr>
+        <w:t>8</w:t>
+      </w:r>
+      <w:r>
+        <w:rPr>
+          <w:rFonts w:ascii="Gentium" w:hAnsi="Gentium" w:cs="Gentium"/>
+          <w:i/>
+          <w:iCs/>
+          <w:noProof/>
+          <w:color w:val="EE0000"/>
+          <w:sz w:val="28"/>
+          <w:szCs w:val="28"/>
+          <w:lang w:val="el-GR"/>
+        </w:rPr>
+        <w:t> </w:t>
       </w:r>
       <w:r>
         <w:rPr>
@@ -30511,176 +30957,147 @@
           <w:szCs w:val="28"/>
           <w:lang w:val="el-GR"/>
         </w:rPr>
+        <w:t xml:space="preserve">[e] Τότε ὁ Νέρων θυμοῦ πλησθεὶς ἐκέλευσεν τὴν Περπετούαν τὴν τοὺς στρατιώτας μηνύσασαν φυλακισθῆναι σιδηροδέσμιον· τοὺς δὲ στρατιώτας τὸν μὲν ἕνα ἀποκεφαλισθῆναι ἐκέλευσεν, τὸν δὲ ἄλλον διχοτομηθῆναι, καὶ τὸν ἕτερον λιθοβοληθῆναι ἔξω τῆς πόρτης ὡς ἀπὸ μιλίου ἑνὸς τῆς πόλεως. </w:t>
+      </w:r>
+      <w:r>
+        <w:rPr>
+          <w:rFonts w:ascii="Gentium" w:hAnsi="Gentium" w:cs="Gentium"/>
+          <w:b/>
+          <w:bCs/>
+          <w:i/>
+          <w:iCs/>
+          <w:noProof/>
+          <w:color w:val="EE0000"/>
+          <w:sz w:val="28"/>
+          <w:szCs w:val="28"/>
+          <w:vertAlign w:val="superscript"/>
+          <w:lang w:val="el-GR"/>
+        </w:rPr>
+        <w:t>9</w:t>
+      </w:r>
+      <w:r>
+        <w:rPr>
+          <w:rFonts w:ascii="Gentium" w:hAnsi="Gentium" w:cs="Gentium"/>
+          <w:i/>
+          <w:iCs/>
+          <w:noProof/>
+          <w:color w:val="EE0000"/>
+          <w:sz w:val="28"/>
+          <w:szCs w:val="28"/>
+          <w:lang w:val="el-GR"/>
+        </w:rPr>
+        <w:t> </w:t>
+      </w:r>
+      <w:r>
+        <w:rPr>
+          <w:rFonts w:ascii="Gentium" w:hAnsi="Gentium" w:cs="Gentium"/>
+          <w:i/>
+          <w:iCs/>
+          <w:noProof/>
+          <w:color w:val="003300"/>
+          <w:sz w:val="28"/>
+          <w:szCs w:val="28"/>
+          <w:lang w:val="el-GR"/>
+        </w:rPr>
+        <w:t xml:space="preserve">[f] ἡ δὲ Περπετούα ἦν ἐν τῇ φυλακῇ· ἐν αὐτῇ δὲ τῇ φυλακῇ ἦν τηρουμένη Ποτεντζιάνα, κόρη εὐλαβής, διότι ἦν εἰρηκυῖα· Καταλιμπάνω τοὺς γονεῖς μου καὶ πᾶσαν τὴν ὑπόστασιν τοῦ πατρός μου, καὶ θέλω Χριστιανὴ γενέσθαι. </w:t>
+      </w:r>
+      <w:r>
+        <w:rPr>
+          <w:rFonts w:ascii="Gentium" w:hAnsi="Gentium" w:cs="Gentium"/>
+          <w:b/>
+          <w:bCs/>
+          <w:i/>
+          <w:iCs/>
+          <w:noProof/>
+          <w:color w:val="EE0000"/>
+          <w:sz w:val="28"/>
+          <w:szCs w:val="28"/>
+          <w:vertAlign w:val="superscript"/>
+          <w:lang w:val="el-GR"/>
+        </w:rPr>
+        <w:t>10</w:t>
+      </w:r>
+      <w:r>
+        <w:rPr>
+          <w:rFonts w:ascii="Gentium" w:hAnsi="Gentium" w:cs="Gentium"/>
+          <w:i/>
+          <w:iCs/>
+          <w:noProof/>
+          <w:color w:val="EE0000"/>
+          <w:sz w:val="28"/>
+          <w:szCs w:val="28"/>
+          <w:lang w:val="el-GR"/>
+        </w:rPr>
+        <w:t> </w:t>
+      </w:r>
+      <w:r>
+        <w:rPr>
+          <w:rFonts w:ascii="Gentium" w:hAnsi="Gentium" w:cs="Gentium"/>
+          <w:i/>
+          <w:iCs/>
+          <w:noProof/>
+          <w:color w:val="003300"/>
+          <w:sz w:val="28"/>
+          <w:szCs w:val="28"/>
+          <w:lang w:val="el-GR"/>
+        </w:rPr>
+        <w:t xml:space="preserve">Συγκολληθεῖσα οὖν αὕτη τῇ Περπετούᾳ ἐξηγήσατο αὐτῇ πάντα τὰ περὶ τοῦ Παύλου, καὶ πλεῖον ἠγωνίσατο περὶ τῆς εἰς Χριστὸν πίστεως. </w:t>
+      </w:r>
+      <w:r>
+        <w:rPr>
+          <w:rFonts w:ascii="Gentium" w:hAnsi="Gentium" w:cs="Gentium"/>
+          <w:b/>
+          <w:bCs/>
+          <w:i/>
+          <w:iCs/>
+          <w:noProof/>
+          <w:color w:val="EE0000"/>
+          <w:sz w:val="28"/>
+          <w:szCs w:val="28"/>
+          <w:vertAlign w:val="superscript"/>
+          <w:lang w:val="el-GR"/>
+        </w:rPr>
+        <w:t>11</w:t>
+      </w:r>
+      <w:r>
+        <w:rPr>
+          <w:rFonts w:ascii="Gentium" w:hAnsi="Gentium" w:cs="Gentium"/>
+          <w:i/>
+          <w:iCs/>
+          <w:noProof/>
+          <w:color w:val="EE0000"/>
+          <w:sz w:val="28"/>
+          <w:szCs w:val="28"/>
+          <w:lang w:val="el-GR"/>
+        </w:rPr>
+        <w:t> </w:t>
+      </w:r>
+      <w:r>
+        <w:rPr>
+          <w:rFonts w:ascii="Gentium" w:hAnsi="Gentium" w:cs="Gentium"/>
+          <w:i/>
+          <w:iCs/>
+          <w:noProof/>
+          <w:color w:val="003300"/>
+          <w:sz w:val="28"/>
+          <w:szCs w:val="28"/>
+          <w:lang w:val="el-GR"/>
+        </w:rPr>
+        <w:t xml:space="preserve">[g] ἡ δὲ γυνὴ τοῦ Νέρωνος ἀδελφὴ ὑπῆρχεν τῆς Ποτεντζιάνας καὶ λάθρα ἐδήλου αὐτῇ περὶ τοῦ Χριστοῦ, ὅτι αἰωνίαν χαρὰν βλέπουσιν οἱ πιστεύοντες εἰς αὐτόν, καὶ ὅτι ὅλα τὰ ὧδε πρόσκαιρά ἐστιν, τὰ δὲ ἐκεῖ αἰώνια· ὥστε καὶ αὐτὴν φυγεῖν ἐκ τοῦ παλατίου καὶ τινας τῶν συγκλητίδων </w:t>
+      </w:r>
+      <w:r>
+        <w:rPr>
+          <w:rFonts w:ascii="Gentium" w:hAnsi="Gentium" w:cs="Gentium"/>
+          <w:i/>
+          <w:iCs/>
+          <w:noProof/>
+          <w:color w:val="003300"/>
+          <w:sz w:val="28"/>
+          <w:szCs w:val="28"/>
+          <w:lang w:val="el-GR"/>
+        </w:rPr>
         <w:lastRenderedPageBreak/>
-        <w:t xml:space="preserve">ἔτι εἰς τὴν πόλιν· ἡμεῖς γὰρ πιστεύομεν τῷ Χριστῷ, ὃν Παῦλος ἐκήρυξεν, καὶ Χριστιανοί ἐσμεν. </w:t>
-      </w:r>
-      <w:r>
-        <w:rPr>
-          <w:rFonts w:ascii="Gentium" w:hAnsi="Gentium" w:cs="Gentium"/>
-          <w:b/>
-          <w:bCs/>
-          <w:i/>
-          <w:iCs/>
-          <w:noProof/>
-          <w:color w:val="EE0000"/>
-          <w:sz w:val="28"/>
-          <w:szCs w:val="28"/>
-          <w:vertAlign w:val="superscript"/>
-          <w:lang w:val="el-GR"/>
-        </w:rPr>
-        <w:t>8</w:t>
-      </w:r>
-      <w:r>
-        <w:rPr>
-          <w:rFonts w:ascii="Gentium" w:hAnsi="Gentium" w:cs="Gentium"/>
-          <w:i/>
-          <w:iCs/>
-          <w:noProof/>
-          <w:color w:val="EE0000"/>
-          <w:sz w:val="28"/>
-          <w:szCs w:val="28"/>
-          <w:lang w:val="el-GR"/>
-        </w:rPr>
-        <w:t> </w:t>
-      </w:r>
-      <w:r>
-        <w:rPr>
-          <w:rFonts w:ascii="Gentium" w:hAnsi="Gentium" w:cs="Gentium"/>
-          <w:i/>
-          <w:iCs/>
-          <w:noProof/>
-          <w:color w:val="003300"/>
-          <w:sz w:val="28"/>
-          <w:szCs w:val="28"/>
-          <w:lang w:val="el-GR"/>
-        </w:rPr>
-        <w:t xml:space="preserve">[e] Τότε ὁ Νέρων θυμοῦ πλησθεὶς ἐκέλευσεν τὴν Περπετούαν τὴν τοὺς στρατιώτας μηνύσασαν φυλακισθῆναι σιδηροδέσμιον· τοὺς δὲ στρατιώτας τὸν μὲν ἕνα ἀποκεφαλισθῆναι ἐκέλευσεν, τὸν δὲ ἄλλον διχοτομηθῆναι, καὶ τὸν ἕτερον λιθοβοληθῆναι ἔξω τῆς πόρτης ὡς ἀπὸ μιλίου ἑνὸς τῆς πόλεως. </w:t>
-      </w:r>
-      <w:r>
-        <w:rPr>
-          <w:rFonts w:ascii="Gentium" w:hAnsi="Gentium" w:cs="Gentium"/>
-          <w:b/>
-          <w:bCs/>
-          <w:i/>
-          <w:iCs/>
-          <w:noProof/>
-          <w:color w:val="EE0000"/>
-          <w:sz w:val="28"/>
-          <w:szCs w:val="28"/>
-          <w:vertAlign w:val="superscript"/>
-          <w:lang w:val="el-GR"/>
-        </w:rPr>
-        <w:t>9</w:t>
-      </w:r>
-      <w:r>
-        <w:rPr>
-          <w:rFonts w:ascii="Gentium" w:hAnsi="Gentium" w:cs="Gentium"/>
-          <w:i/>
-          <w:iCs/>
-          <w:noProof/>
-          <w:color w:val="EE0000"/>
-          <w:sz w:val="28"/>
-          <w:szCs w:val="28"/>
-          <w:lang w:val="el-GR"/>
-        </w:rPr>
-        <w:t> </w:t>
-      </w:r>
-      <w:r>
-        <w:rPr>
-          <w:rFonts w:ascii="Gentium" w:hAnsi="Gentium" w:cs="Gentium"/>
-          <w:i/>
-          <w:iCs/>
-          <w:noProof/>
-          <w:color w:val="003300"/>
-          <w:sz w:val="28"/>
-          <w:szCs w:val="28"/>
-          <w:lang w:val="el-GR"/>
-        </w:rPr>
-        <w:t xml:space="preserve">[f] ἡ δὲ Περπετούα ἦν ἐν τῇ φυλακῇ· ἐν αὐτῇ δὲ τῇ φυλακῇ ἦν τηρουμένη Ποτεντζιάνα, κόρη εὐλαβής, διότι ἦν εἰρηκυῖα· Καταλιμπάνω τοὺς γονεῖς μου καὶ πᾶσαν τὴν ὑπόστασιν τοῦ πατρός μου, καὶ θέλω Χριστιανὴ γενέσθαι. </w:t>
-      </w:r>
-      <w:r>
-        <w:rPr>
-          <w:rFonts w:ascii="Gentium" w:hAnsi="Gentium" w:cs="Gentium"/>
-          <w:b/>
-          <w:bCs/>
-          <w:i/>
-          <w:iCs/>
-          <w:noProof/>
-          <w:color w:val="EE0000"/>
-          <w:sz w:val="28"/>
-          <w:szCs w:val="28"/>
-          <w:vertAlign w:val="superscript"/>
-          <w:lang w:val="el-GR"/>
-        </w:rPr>
-        <w:t>10</w:t>
-      </w:r>
-      <w:r>
-        <w:rPr>
-          <w:rFonts w:ascii="Gentium" w:hAnsi="Gentium" w:cs="Gentium"/>
-          <w:i/>
-          <w:iCs/>
-          <w:noProof/>
-          <w:color w:val="EE0000"/>
-          <w:sz w:val="28"/>
-          <w:szCs w:val="28"/>
-          <w:lang w:val="el-GR"/>
-        </w:rPr>
-        <w:t> </w:t>
-      </w:r>
-      <w:r>
-        <w:rPr>
-          <w:rFonts w:ascii="Gentium" w:hAnsi="Gentium" w:cs="Gentium"/>
-          <w:i/>
-          <w:iCs/>
-          <w:noProof/>
-          <w:color w:val="003300"/>
-          <w:sz w:val="28"/>
-          <w:szCs w:val="28"/>
-          <w:lang w:val="el-GR"/>
-        </w:rPr>
-        <w:t xml:space="preserve">Συγκολληθεῖσα οὖν αὕτη τῇ Περπετούᾳ ἐξηγήσατο αὐτῇ πάντα τὰ περὶ τοῦ Παύλου, καὶ πλεῖον ἠγωνίσατο περὶ τῆς εἰς Χριστὸν πίστεως. </w:t>
-      </w:r>
-      <w:r>
-        <w:rPr>
-          <w:rFonts w:ascii="Gentium" w:hAnsi="Gentium" w:cs="Gentium"/>
-          <w:b/>
-          <w:bCs/>
-          <w:i/>
-          <w:iCs/>
-          <w:noProof/>
-          <w:color w:val="EE0000"/>
-          <w:sz w:val="28"/>
-          <w:szCs w:val="28"/>
-          <w:vertAlign w:val="superscript"/>
-          <w:lang w:val="el-GR"/>
-        </w:rPr>
-        <w:t>11</w:t>
-      </w:r>
-      <w:r>
-        <w:rPr>
-          <w:rFonts w:ascii="Gentium" w:hAnsi="Gentium" w:cs="Gentium"/>
-          <w:i/>
-          <w:iCs/>
-          <w:noProof/>
-          <w:color w:val="EE0000"/>
-          <w:sz w:val="28"/>
-          <w:szCs w:val="28"/>
-          <w:lang w:val="el-GR"/>
-        </w:rPr>
-        <w:t> </w:t>
-      </w:r>
-      <w:r>
-        <w:rPr>
-          <w:rFonts w:ascii="Gentium" w:hAnsi="Gentium" w:cs="Gentium"/>
-          <w:i/>
-          <w:iCs/>
-          <w:noProof/>
-          <w:color w:val="003300"/>
-          <w:sz w:val="28"/>
-          <w:szCs w:val="28"/>
-          <w:lang w:val="el-GR"/>
-        </w:rPr>
-        <w:t xml:space="preserve">[g] ἡ δὲ γυνὴ τοῦ Νέρωνος ἀδελφὴ ὑπῆρχεν τῆς Ποτεντζιάνας καὶ λάθρα ἐδήλου αὐτῇ περὶ τοῦ Χριστοῦ, ὅτι αἰωνίαν χαρὰν βλέπουσιν οἱ πιστεύοντες εἰς αὐτόν, καὶ ὅτι ὅλα τὰ ὧδε πρόσκαιρά ἐστιν, τὰ δὲ ἐκεῖ αἰώνια· ὥστε καὶ αὐτὴν φυγεῖν ἐκ τοῦ παλατίου καὶ τινας τῶν συγκλητίδων μετ’ αὐτῆς. </w:t>
+        <w:t xml:space="preserve">μετ’ αὐτῆς. </w:t>
       </w:r>
       <w:r>
         <w:rPr>
@@ -31127,7 +31544,6 @@
           <w:szCs w:val="28"/>
           <w:lang w:val="el-GR"/>
         </w:rPr>
-        <w:lastRenderedPageBreak/>
         <w:t>[Short Recension]</w:t>
       </w:r>
     </w:p>
@@ -31393,7 +31809,21 @@
           <w:szCs w:val="28"/>
           <w:lang w:val="el-GR"/>
         </w:rPr>
-        <w:t xml:space="preserve">ὡς οὖν ἤκουσεν ὁ Νέρων ταῦτα, ἐπέπεσεν αὐτῷ φόβος καὶ τρόμος ἀνυπόστατος, καὶ οὕτως ἔφυγεν, ὥστε μὴ ὁραθῆναι αὐτὸν ἔτι. </w:t>
+        <w:t xml:space="preserve">ὡς οὖν ἤκουσεν ὁ Νέρων ταῦτα, ἐπέπεσεν αὐτῷ φόβος καὶ τρόμος </w:t>
+      </w:r>
+      <w:r>
+        <w:rPr>
+          <w:rFonts w:ascii="Gentium" w:hAnsi="Gentium" w:cs="Gentium"/>
+          <w:i/>
+          <w:iCs/>
+          <w:noProof/>
+          <w:color w:val="003300"/>
+          <w:sz w:val="28"/>
+          <w:szCs w:val="28"/>
+          <w:lang w:val="el-GR"/>
+        </w:rPr>
+        <w:lastRenderedPageBreak/>
+        <w:t xml:space="preserve">ἀνυπόστατος, καὶ οὕτως ἔφυγεν, ὥστε μὴ ὁραθῆναι αὐτὸν ἔτι. </w:t>
       </w:r>
       <w:r>
         <w:rPr>
@@ -31517,7 +31947,91 @@
           <w:szCs w:val="28"/>
           <w:lang w:val="el-GR"/>
         </w:rPr>
-        <w:t>Καὶ μετὰ ταῦτα ἐπανέστη αὐτῷ τὰ πλήθη, καὶ αὐτὸς γνοὺς ἔφυγεν ἐν ἐρήμοις τόποις, καὶ διὰ λιμοῦ καὶ ψύχους ἀπέδωκε τὴν ψυχήν, καὶ τὸ σῶμα αὐτοῦ βορὰ τοῖς θηρίοις ἐγένετο.</w:t>
+        <w:t xml:space="preserve">Καὶ μετὰ ταῦτα ἐπανέστη αὐτῷ τὰ πλήθη, </w:t>
+      </w:r>
+      <w:r>
+        <w:rPr>
+          <w:rFonts w:ascii="Gentium" w:hAnsi="Gentium" w:cs="Gentium"/>
+          <w:b/>
+          <w:bCs/>
+          <w:i/>
+          <w:iCs/>
+          <w:noProof/>
+          <w:color w:val="EE0000"/>
+          <w:sz w:val="28"/>
+          <w:szCs w:val="28"/>
+          <w:vertAlign w:val="superscript"/>
+          <w:lang w:val="el-GR"/>
+        </w:rPr>
+        <w:t>2</w:t>
+      </w:r>
+      <w:r>
+        <w:rPr>
+          <w:rFonts w:ascii="Gentium" w:hAnsi="Gentium" w:cs="Gentium"/>
+          <w:i/>
+          <w:iCs/>
+          <w:noProof/>
+          <w:color w:val="EE0000"/>
+          <w:sz w:val="28"/>
+          <w:szCs w:val="28"/>
+          <w:lang w:val="el-GR"/>
+        </w:rPr>
+        <w:t> </w:t>
+      </w:r>
+      <w:r>
+        <w:rPr>
+          <w:rFonts w:ascii="Gentium" w:hAnsi="Gentium" w:cs="Gentium"/>
+          <w:i/>
+          <w:iCs/>
+          <w:noProof/>
+          <w:color w:val="7030A0"/>
+          <w:sz w:val="28"/>
+          <w:szCs w:val="28"/>
+          <w:lang w:val="el-GR"/>
+        </w:rPr>
+        <w:t xml:space="preserve">καὶ αὐτὸς γνοὺς ἔφυγεν ἐν ἐρήμοις τόποις, </w:t>
+      </w:r>
+      <w:r>
+        <w:rPr>
+          <w:rFonts w:ascii="Gentium" w:hAnsi="Gentium" w:cs="Gentium"/>
+          <w:b/>
+          <w:bCs/>
+          <w:i/>
+          <w:iCs/>
+          <w:noProof/>
+          <w:color w:val="EE0000"/>
+          <w:sz w:val="28"/>
+          <w:szCs w:val="28"/>
+          <w:vertAlign w:val="superscript"/>
+          <w:lang w:val="el-GR"/>
+        </w:rPr>
+        <w:t>3</w:t>
+      </w:r>
+      <w:r>
+        <w:rPr>
+          <w:rFonts w:ascii="Gentium" w:hAnsi="Gentium" w:cs="Gentium"/>
+          <w:i/>
+          <w:iCs/>
+          <w:noProof/>
+          <w:color w:val="EE0000"/>
+          <w:sz w:val="28"/>
+          <w:szCs w:val="28"/>
+          <w:lang w:val="el-GR"/>
+        </w:rPr>
+        <w:t> </w:t>
+      </w:r>
+      <w:r>
+        <w:rPr>
+          <w:rFonts w:ascii="Gentium" w:hAnsi="Gentium" w:cs="Gentium"/>
+          <w:i/>
+          <w:iCs/>
+          <w:noProof/>
+          <w:color w:val="7030A0"/>
+          <w:sz w:val="28"/>
+          <w:szCs w:val="28"/>
+          <w:lang w:val="el-GR"/>
+        </w:rPr>
+        <w:t>καὶ διὰ λιμοῦ καὶ ψύχους ἀπέδωκε τὴν ψυχήν, καὶ τὸ σῶμα αὐτοῦ βορὰ τοῖς θηρίοις ἐγένετο.</w:t>
       </w:r>
     </w:p>
     <w:p>
@@ -31756,7 +32270,6 @@
           <w:szCs w:val="28"/>
           <w:lang w:val="el-GR"/>
         </w:rPr>
-        <w:lastRenderedPageBreak/>
         <w:t>[Short Recension]</w:t>
       </w:r>
     </w:p>
@@ -31853,7 +32366,49 @@
           <w:szCs w:val="28"/>
           <w:lang w:val="el-GR"/>
         </w:rPr>
-        <w:t>καὶ παραχρῆμα ἐγένετο σεισμὸς μέγας ἐν τῇ πόλει, καὶ νοήσαντες οἱ ἐν τῇ πόλει κατοικοῦντες ἔδραμον καὶ συνήρπασαν αὐτούς· οἱ δὲ ἄνδρες ἔφυγον. τότε λαβόντες αὐτοὺς οἱ Ρωμαῖοι ἔθηκαν αὐτοὺς ἐν τόπῳ ἀπὸ μιλίων τριῶν τῆς πόλεως· κἀκεῖ διεφυλάχθησαν ἐνιαυτὸν ἕνα καὶ μῆνας ἑπτά, μέχρις οὗ ἔκτισαν τὸν τόπον, ἐν ᾧ ἔμελλον κατατιθέναι αὐτούς. καὶ μετὰ ταῦτα συναχθέντες πάντες μετὰ δόξης καὶ ὕμνων κατέθεντο αὐτοὺς ἐν τῷ οἰκοδομηθέντι αὐτοῖς τόπῳ.</w:t>
+        <w:t xml:space="preserve">καὶ παραχρῆμα ἐγένετο σεισμὸς μέγας ἐν τῇ πόλει, καὶ νοήσαντες οἱ ἐν τῇ πόλει κατοικοῦντες ἔδραμον καὶ συνήρπασαν αὐτούς· οἱ δὲ ἄνδρες ἔφυγον. τότε λαβόντες αὐτοὺς οἱ Ρωμαῖοι ἔθηκαν αὐτοὺς ἐν τόπῳ ἀπὸ μιλίων τριῶν τῆς πόλεως· κἀκεῖ διεφυλάχθησαν ἐνιαυτὸν ἕνα καὶ μῆνας ἑπτά, μέχρις οὗ ἔκτισαν τὸν τόπον, ἐν ᾧ ἔμελλον κατατιθέναι αὐτούς. </w:t>
+      </w:r>
+      <w:r>
+        <w:rPr>
+          <w:rFonts w:ascii="Gentium" w:hAnsi="Gentium" w:cs="Gentium"/>
+          <w:b/>
+          <w:bCs/>
+          <w:i/>
+          <w:iCs/>
+          <w:noProof/>
+          <w:color w:val="EE0000"/>
+          <w:sz w:val="28"/>
+          <w:szCs w:val="28"/>
+          <w:vertAlign w:val="superscript"/>
+          <w:lang w:val="el-GR"/>
+        </w:rPr>
+        <w:t>3</w:t>
+      </w:r>
+      <w:r>
+        <w:rPr>
+          <w:rFonts w:ascii="Gentium" w:hAnsi="Gentium" w:cs="Gentium"/>
+          <w:i/>
+          <w:iCs/>
+          <w:noProof/>
+          <w:color w:val="EE0000"/>
+          <w:sz w:val="28"/>
+          <w:szCs w:val="28"/>
+          <w:lang w:val="el-GR"/>
+        </w:rPr>
+        <w:t> </w:t>
+      </w:r>
+      <w:r>
+        <w:rPr>
+          <w:rFonts w:ascii="Gentium" w:hAnsi="Gentium" w:cs="Gentium"/>
+          <w:i/>
+          <w:iCs/>
+          <w:noProof/>
+          <w:color w:val="7030A0"/>
+          <w:sz w:val="28"/>
+          <w:szCs w:val="28"/>
+          <w:lang w:val="el-GR"/>
+        </w:rPr>
+        <w:t>καὶ μετὰ ταῦτα συναχθέντες πάντες μετὰ δόξης καὶ ὕμνων κατέθεντο αὐτοὺς ἐν τῷ οἰκοδομηθέντι αὐτοῖς τόπῳ.</w:t>
       </w:r>
     </w:p>
     <w:p>
@@ -31900,6 +32455,7 @@
           <w:u w:val="single" w:color="800000"/>
           <w:lang w:val="el-GR"/>
         </w:rPr>
+        <w:lastRenderedPageBreak/>
         <w:t>88</w:t>
       </w:r>
     </w:p>

--- a/Dddd-Aga/D206-App.docx
+++ b/Dddd-Aga/D206-App.docx
@@ -61,7 +61,19 @@
         <w:rPr>
           <w:rFonts w:ascii="Gentium" w:hAnsi="Gentium" w:cs="Gentium"/>
         </w:rPr>
-        <w:t xml:space="preserve">; the ‘Long Recension’ is Lipsius’ ‘B’ text and the ‘Short Recension’ his ‘A’ text; verse numbers have been added following James M. Tucker’s 2011 electronic version of Lipsius’ publication. The text has been extracted from a PDF reprint of the work using two different procedures, then the results were submitted to a byte-wise comparison; where differences were found, the text was corrected by visual inspection of the source. (This process will have most errors but some will, undoubtedly, have gone undetected – treat the text with </w:t>
+        <w:t xml:space="preserve">; the ‘Long Recension’ is Lipsius’ ‘B’ text and the ‘Short Recension’ his ‘A’ text; verse numbers have been added following James M. Tucker’s 2011 </w:t>
+      </w:r>
+      <w:r>
+        <w:rPr>
+          <w:rFonts w:ascii="Gentium" w:hAnsi="Gentium" w:cs="Gentium"/>
+        </w:rPr>
+        <w:t>‘literal translation’</w:t>
+      </w:r>
+      <w:r>
+        <w:rPr>
+          <w:rFonts w:ascii="Gentium" w:hAnsi="Gentium" w:cs="Gentium"/>
+        </w:rPr>
+        <w:t xml:space="preserve">. The text has been extracted from a PDF reprint of the work using two different procedures, then the results were submitted to a byte-wise comparison; where differences were found, the text was corrected by visual inspection of the source. (This process will have most errors but some will, undoubtedly, have gone undetected – treat the text with </w:t>
       </w:r>
       <w:r>
         <w:rPr>
